--- a/output/word/C言語プログラミング教材_演習問題集_上級編.docx
+++ b/output/word/C言語プログラミング教材_演習問題集_上級編.docx
@@ -1518,48 +1518,60 @@
         </w:rPr>
         <w:t xml:space="preserve">実装する機能：</w:t>
       </w:r>
-      <w:r>
-        <w:t xml:space="preserve"> </w:t>
-      </w:r>
-      <w:r>
-        <w:t xml:space="preserve">1. </w:t>
-      </w:r>
+    </w:p>
+    <w:p>
+      <w:pPr>
+        <w:pStyle w:val="Compact"/>
+        <w:numPr>
+          <w:ilvl w:val="0"/>
+          <w:numId w:val="1005"/>
+        </w:numPr>
+      </w:pPr>
       <w:r>
         <w:rPr>
           <w:rFonts w:hint="eastAsia"/>
         </w:rPr>
         <w:t xml:space="preserve">複数の状態を同時に設定/解除</w:t>
       </w:r>
-      <w:r>
-        <w:t xml:space="preserve"> </w:t>
-      </w:r>
-      <w:r>
-        <w:t xml:space="preserve">2. </w:t>
-      </w:r>
+    </w:p>
+    <w:p>
+      <w:pPr>
+        <w:pStyle w:val="Compact"/>
+        <w:numPr>
+          <w:ilvl w:val="0"/>
+          <w:numId w:val="1005"/>
+        </w:numPr>
+      </w:pPr>
       <w:r>
         <w:rPr>
           <w:rFonts w:hint="eastAsia"/>
         </w:rPr>
         <w:t xml:space="preserve">特定の状態の組み合わせをチェック</w:t>
       </w:r>
-      <w:r>
-        <w:t xml:space="preserve"> </w:t>
-      </w:r>
-      <w:r>
-        <w:t xml:space="preserve">3. </w:t>
-      </w:r>
+    </w:p>
+    <w:p>
+      <w:pPr>
+        <w:pStyle w:val="Compact"/>
+        <w:numPr>
+          <w:ilvl w:val="0"/>
+          <w:numId w:val="1005"/>
+        </w:numPr>
+      </w:pPr>
       <w:r>
         <w:rPr>
           <w:rFonts w:hint="eastAsia"/>
         </w:rPr>
         <w:t xml:space="preserve">状態の一覧を表示</w:t>
       </w:r>
-      <w:r>
-        <w:t xml:space="preserve"> </w:t>
-      </w:r>
-      <w:r>
-        <w:t xml:space="preserve">4. </w:t>
-      </w:r>
+    </w:p>
+    <w:p>
+      <w:pPr>
+        <w:pStyle w:val="Compact"/>
+        <w:numPr>
+          <w:ilvl w:val="0"/>
+          <w:numId w:val="1005"/>
+        </w:numPr>
+      </w:pPr>
       <w:r>
         <w:rPr>
           <w:rFonts w:hint="eastAsia"/>
@@ -1569,7 +1581,7 @@
     </w:p>
     <w:p>
       <w:pPr>
-        <w:pStyle w:val="a2"/>
+        <w:pStyle w:val="FirstParagraph"/>
       </w:pPr>
       <w:r>
         <w:rPr>
@@ -1705,6 +1717,9 @@
           <w:rFonts w:hint="eastAsia"/>
         </w:rPr>
         <w:t xml:space="preserve">状態チェック:</w:t>
+      </w:r>
+      <w:r>
+        <w:br/>
       </w:r>
       <w:r>
         <w:br/>
@@ -2456,48 +2471,60 @@
         </w:rPr>
         <w:t xml:space="preserve">実装する機能：</w:t>
       </w:r>
-      <w:r>
-        <w:t xml:space="preserve"> </w:t>
-      </w:r>
-      <w:r>
-        <w:t xml:space="preserve">1. </w:t>
-      </w:r>
+    </w:p>
+    <w:p>
+      <w:pPr>
+        <w:pStyle w:val="Compact"/>
+        <w:numPr>
+          <w:ilvl w:val="0"/>
+          <w:numId w:val="1006"/>
+        </w:numPr>
+      </w:pPr>
       <w:r>
         <w:rPr>
           <w:rFonts w:hint="eastAsia"/>
         </w:rPr>
         <w:t xml:space="preserve">成績データの入力と表示</w:t>
       </w:r>
-      <w:r>
-        <w:t xml:space="preserve"> </w:t>
-      </w:r>
-      <w:r>
-        <w:t xml:space="preserve">2. </w:t>
-      </w:r>
+    </w:p>
+    <w:p>
+      <w:pPr>
+        <w:pStyle w:val="Compact"/>
+        <w:numPr>
+          <w:ilvl w:val="0"/>
+          <w:numId w:val="1006"/>
+        </w:numPr>
+      </w:pPr>
       <w:r>
         <w:rPr>
           <w:rFonts w:hint="eastAsia"/>
         </w:rPr>
         <w:t xml:space="preserve">通常の構造体とのサイズ比較</w:t>
       </w:r>
-      <w:r>
-        <w:t xml:space="preserve"> </w:t>
-      </w:r>
-      <w:r>
-        <w:t xml:space="preserve">3. </w:t>
-      </w:r>
+    </w:p>
+    <w:p>
+      <w:pPr>
+        <w:pStyle w:val="Compact"/>
+        <w:numPr>
+          <w:ilvl w:val="0"/>
+          <w:numId w:val="1006"/>
+        </w:numPr>
+      </w:pPr>
       <w:r>
         <w:rPr>
           <w:rFonts w:hint="eastAsia"/>
         </w:rPr>
         <w:t xml:space="preserve">成績の統計情報（平均点、最高点、最低点）</w:t>
       </w:r>
-      <w:r>
-        <w:t xml:space="preserve"> </w:t>
-      </w:r>
-      <w:r>
-        <w:t xml:space="preserve">4. </w:t>
-      </w:r>
+    </w:p>
+    <w:p>
+      <w:pPr>
+        <w:pStyle w:val="Compact"/>
+        <w:numPr>
+          <w:ilvl w:val="0"/>
+          <w:numId w:val="1006"/>
+        </w:numPr>
+      </w:pPr>
       <w:r>
         <w:rPr>
           <w:rFonts w:hint="eastAsia"/>
@@ -2507,7 +2534,7 @@
     </w:p>
     <w:p>
       <w:pPr>
-        <w:pStyle w:val="a2"/>
+        <w:pStyle w:val="FirstParagraph"/>
       </w:pPr>
       <w:r>
         <w:rPr>
@@ -2555,6 +2582,9 @@
         <w:br/>
       </w:r>
       <w:r>
+        <w:br/>
+      </w:r>
+      <w:r>
         <w:rPr>
           <w:rStyle w:val="VerbatimChar"/>
         </w:rPr>
@@ -3301,57 +3331,69 @@
         </w:rPr>
         <w:t xml:space="preserve">実装する機能：</w:t>
       </w:r>
+    </w:p>
+    <w:p>
+      <w:pPr>
+        <w:pStyle w:val="Compact"/>
+        <w:numPr>
+          <w:ilvl w:val="0"/>
+          <w:numId w:val="1007"/>
+        </w:numPr>
+      </w:pPr>
+      <w:r>
+        <w:rPr>
+          <w:rFonts w:hint="eastAsia"/>
+        </w:rPr>
+        <w:t xml:space="preserve">RGB888（24ビット）⇔</w:t>
+      </w:r>
       <w:r>
         <w:t xml:space="preserve"> </w:t>
       </w:r>
       <w:r>
-        <w:t xml:space="preserve">1. </w:t>
-      </w:r>
-      <w:r>
-        <w:rPr>
-          <w:rFonts w:hint="eastAsia"/>
-        </w:rPr>
-        <w:t xml:space="preserve">RGB888（24ビット）⇔</w:t>
-      </w:r>
-      <w:r>
-        <w:t xml:space="preserve"> </w:t>
-      </w:r>
-      <w:r>
         <w:rPr>
           <w:rFonts w:hint="eastAsia"/>
         </w:rPr>
         <w:t xml:space="preserve">RGB565の相互変換</w:t>
       </w:r>
-      <w:r>
-        <w:t xml:space="preserve"> </w:t>
-      </w:r>
-      <w:r>
-        <w:t xml:space="preserve">2. </w:t>
-      </w:r>
+    </w:p>
+    <w:p>
+      <w:pPr>
+        <w:pStyle w:val="Compact"/>
+        <w:numPr>
+          <w:ilvl w:val="0"/>
+          <w:numId w:val="1007"/>
+        </w:numPr>
+      </w:pPr>
       <w:r>
         <w:rPr>
           <w:rFonts w:hint="eastAsia"/>
         </w:rPr>
         <w:t xml:space="preserve">色の明度調整（明るく/暗く）</w:t>
       </w:r>
-      <w:r>
-        <w:t xml:space="preserve"> </w:t>
-      </w:r>
-      <w:r>
-        <w:t xml:space="preserve">3. </w:t>
-      </w:r>
+    </w:p>
+    <w:p>
+      <w:pPr>
+        <w:pStyle w:val="Compact"/>
+        <w:numPr>
+          <w:ilvl w:val="0"/>
+          <w:numId w:val="1007"/>
+        </w:numPr>
+      </w:pPr>
       <w:r>
         <w:rPr>
           <w:rFonts w:hint="eastAsia"/>
         </w:rPr>
         <w:t xml:space="preserve">グレースケール変換</w:t>
       </w:r>
-      <w:r>
-        <w:t xml:space="preserve"> </w:t>
-      </w:r>
-      <w:r>
-        <w:t xml:space="preserve">4. </w:t>
-      </w:r>
+    </w:p>
+    <w:p>
+      <w:pPr>
+        <w:pStyle w:val="Compact"/>
+        <w:numPr>
+          <w:ilvl w:val="0"/>
+          <w:numId w:val="1007"/>
+        </w:numPr>
+      </w:pPr>
       <w:r>
         <w:rPr>
           <w:rFonts w:hint="eastAsia"/>
@@ -3361,7 +3403,7 @@
     </w:p>
     <w:p>
       <w:pPr>
-        <w:pStyle w:val="a2"/>
+        <w:pStyle w:val="FirstParagraph"/>
       </w:pPr>
       <w:r>
         <w:rPr>
@@ -3812,60 +3854,75 @@
         </w:rPr>
         <w:t xml:space="preserve">実装する機能：</w:t>
       </w:r>
-      <w:r>
-        <w:t xml:space="preserve"> </w:t>
-      </w:r>
-      <w:r>
-        <w:t xml:space="preserve">1. </w:t>
-      </w:r>
+    </w:p>
+    <w:p>
+      <w:pPr>
+        <w:pStyle w:val="Compact"/>
+        <w:numPr>
+          <w:ilvl w:val="0"/>
+          <w:numId w:val="1008"/>
+        </w:numPr>
+      </w:pPr>
       <w:r>
         <w:rPr>
           <w:rFonts w:hint="eastAsia"/>
         </w:rPr>
         <w:t xml:space="preserve">集合の初期化、要素の追加/削除</w:t>
       </w:r>
-      <w:r>
-        <w:t xml:space="preserve"> </w:t>
-      </w:r>
-      <w:r>
-        <w:t xml:space="preserve">2. </w:t>
-      </w:r>
+    </w:p>
+    <w:p>
+      <w:pPr>
+        <w:pStyle w:val="Compact"/>
+        <w:numPr>
+          <w:ilvl w:val="0"/>
+          <w:numId w:val="1008"/>
+        </w:numPr>
+      </w:pPr>
       <w:r>
         <w:rPr>
           <w:rFonts w:hint="eastAsia"/>
         </w:rPr>
         <w:t xml:space="preserve">和集合、積集合、差集合、対称差</w:t>
       </w:r>
-      <w:r>
-        <w:t xml:space="preserve"> </w:t>
-      </w:r>
-      <w:r>
-        <w:t xml:space="preserve">3. </w:t>
-      </w:r>
+    </w:p>
+    <w:p>
+      <w:pPr>
+        <w:pStyle w:val="Compact"/>
+        <w:numPr>
+          <w:ilvl w:val="0"/>
+          <w:numId w:val="1008"/>
+        </w:numPr>
+      </w:pPr>
       <w:r>
         <w:rPr>
           <w:rFonts w:hint="eastAsia"/>
         </w:rPr>
         <w:t xml:space="preserve">部分集合の判定</w:t>
       </w:r>
-      <w:r>
-        <w:t xml:space="preserve"> </w:t>
-      </w:r>
-      <w:r>
-        <w:t xml:space="preserve">4. </w:t>
-      </w:r>
+    </w:p>
+    <w:p>
+      <w:pPr>
+        <w:pStyle w:val="Compact"/>
+        <w:numPr>
+          <w:ilvl w:val="0"/>
+          <w:numId w:val="1008"/>
+        </w:numPr>
+      </w:pPr>
       <w:r>
         <w:rPr>
           <w:rFonts w:hint="eastAsia"/>
         </w:rPr>
         <w:t xml:space="preserve">集合の要素数カウント</w:t>
       </w:r>
-      <w:r>
-        <w:t xml:space="preserve"> </w:t>
-      </w:r>
-      <w:r>
-        <w:t xml:space="preserve">5. </w:t>
-      </w:r>
+    </w:p>
+    <w:p>
+      <w:pPr>
+        <w:pStyle w:val="Compact"/>
+        <w:numPr>
+          <w:ilvl w:val="0"/>
+          <w:numId w:val="1008"/>
+        </w:numPr>
+      </w:pPr>
       <w:r>
         <w:rPr>
           <w:rFonts w:hint="eastAsia"/>
@@ -3875,7 +3932,7 @@
     </w:p>
     <w:p>
       <w:pPr>
-        <w:pStyle w:val="a2"/>
+        <w:pStyle w:val="FirstParagraph"/>
       </w:pPr>
       <w:r>
         <w:rPr>
@@ -4287,48 +4344,60 @@
         </w:rPr>
         <w:t xml:space="preserve">実装内容：</w:t>
       </w:r>
-      <w:r>
-        <w:t xml:space="preserve"> </w:t>
-      </w:r>
-      <w:r>
-        <w:t xml:space="preserve">1. </w:t>
-      </w:r>
+    </w:p>
+    <w:p>
+      <w:pPr>
+        <w:pStyle w:val="Compact"/>
+        <w:numPr>
+          <w:ilvl w:val="0"/>
+          <w:numId w:val="1009"/>
+        </w:numPr>
+      </w:pPr>
       <w:r>
         <w:rPr>
           <w:rFonts w:hint="eastAsia"/>
         </w:rPr>
         <w:t xml:space="preserve">ビット単位でCRCを計算する基本実装</w:t>
       </w:r>
-      <w:r>
-        <w:t xml:space="preserve"> </w:t>
-      </w:r>
-      <w:r>
-        <w:t xml:space="preserve">2. </w:t>
-      </w:r>
+    </w:p>
+    <w:p>
+      <w:pPr>
+        <w:pStyle w:val="Compact"/>
+        <w:numPr>
+          <w:ilvl w:val="0"/>
+          <w:numId w:val="1009"/>
+        </w:numPr>
+      </w:pPr>
       <w:r>
         <w:rPr>
           <w:rFonts w:hint="eastAsia"/>
         </w:rPr>
         <w:t xml:space="preserve">テーブルを使った高速化実装</w:t>
       </w:r>
-      <w:r>
-        <w:t xml:space="preserve"> </w:t>
-      </w:r>
-      <w:r>
-        <w:t xml:space="preserve">3. </w:t>
-      </w:r>
+    </w:p>
+    <w:p>
+      <w:pPr>
+        <w:pStyle w:val="Compact"/>
+        <w:numPr>
+          <w:ilvl w:val="0"/>
+          <w:numId w:val="1009"/>
+        </w:numPr>
+      </w:pPr>
       <w:r>
         <w:rPr>
           <w:rFonts w:hint="eastAsia"/>
         </w:rPr>
         <w:t xml:space="preserve">データの破損検出テスト</w:t>
       </w:r>
-      <w:r>
-        <w:t xml:space="preserve"> </w:t>
-      </w:r>
-      <w:r>
-        <w:t xml:space="preserve">4. </w:t>
-      </w:r>
+    </w:p>
+    <w:p>
+      <w:pPr>
+        <w:pStyle w:val="Compact"/>
+        <w:numPr>
+          <w:ilvl w:val="0"/>
+          <w:numId w:val="1009"/>
+        </w:numPr>
+      </w:pPr>
       <w:r>
         <w:rPr>
           <w:rFonts w:hint="eastAsia"/>
@@ -4338,7 +4407,7 @@
     </w:p>
     <w:p>
       <w:pPr>
-        <w:pStyle w:val="a2"/>
+        <w:pStyle w:val="FirstParagraph"/>
       </w:pPr>
       <w:r>
         <w:rPr>
@@ -4768,48 +4837,60 @@
         </w:rPr>
         <w:t xml:space="preserve">実装する機能：</w:t>
       </w:r>
-      <w:r>
-        <w:t xml:space="preserve"> </w:t>
-      </w:r>
-      <w:r>
-        <w:t xml:space="preserve">1. </w:t>
-      </w:r>
+    </w:p>
+    <w:p>
+      <w:pPr>
+        <w:pStyle w:val="Compact"/>
+        <w:numPr>
+          <w:ilvl w:val="0"/>
+          <w:numId w:val="1010"/>
+        </w:numPr>
+      </w:pPr>
       <w:r>
         <w:rPr>
           <w:rFonts w:hint="eastAsia"/>
         </w:rPr>
         <w:t xml:space="preserve">盤面の初期化と表示</w:t>
       </w:r>
-      <w:r>
-        <w:t xml:space="preserve"> </w:t>
-      </w:r>
-      <w:r>
-        <w:t xml:space="preserve">2. </w:t>
-      </w:r>
+    </w:p>
+    <w:p>
+      <w:pPr>
+        <w:pStyle w:val="Compact"/>
+        <w:numPr>
+          <w:ilvl w:val="0"/>
+          <w:numId w:val="1010"/>
+        </w:numPr>
+      </w:pPr>
       <w:r>
         <w:rPr>
           <w:rFonts w:hint="eastAsia"/>
         </w:rPr>
         <w:t xml:space="preserve">石を置ける位置の判定</w:t>
       </w:r>
-      <w:r>
-        <w:t xml:space="preserve"> </w:t>
-      </w:r>
-      <w:r>
-        <w:t xml:space="preserve">3. </w:t>
-      </w:r>
+    </w:p>
+    <w:p>
+      <w:pPr>
+        <w:pStyle w:val="Compact"/>
+        <w:numPr>
+          <w:ilvl w:val="0"/>
+          <w:numId w:val="1010"/>
+        </w:numPr>
+      </w:pPr>
       <w:r>
         <w:rPr>
           <w:rFonts w:hint="eastAsia"/>
         </w:rPr>
         <w:t xml:space="preserve">石を置いた時の反転処理</w:t>
       </w:r>
-      <w:r>
-        <w:t xml:space="preserve"> </w:t>
-      </w:r>
-      <w:r>
-        <w:t xml:space="preserve">4. </w:t>
-      </w:r>
+    </w:p>
+    <w:p>
+      <w:pPr>
+        <w:pStyle w:val="Compact"/>
+        <w:numPr>
+          <w:ilvl w:val="0"/>
+          <w:numId w:val="1010"/>
+        </w:numPr>
+      </w:pPr>
       <w:r>
         <w:rPr>
           <w:rFonts w:hint="eastAsia"/>
@@ -4819,7 +4900,7 @@
     </w:p>
     <w:p>
       <w:pPr>
-        <w:pStyle w:val="a2"/>
+        <w:pStyle w:val="FirstParagraph"/>
       </w:pPr>
       <w:r>
         <w:rPr>
@@ -5125,7 +5206,7 @@
         <w:pStyle w:val="Compact"/>
         <w:numPr>
           <w:ilvl w:val="0"/>
-          <w:numId w:val="1005"/>
+          <w:numId w:val="1011"/>
         </w:numPr>
       </w:pPr>
       <w:r>
@@ -5140,7 +5221,7 @@
         <w:pStyle w:val="Compact"/>
         <w:numPr>
           <w:ilvl w:val="0"/>
-          <w:numId w:val="1005"/>
+          <w:numId w:val="1011"/>
         </w:numPr>
       </w:pPr>
       <w:r>
@@ -5155,7 +5236,7 @@
         <w:pStyle w:val="Compact"/>
         <w:numPr>
           <w:ilvl w:val="0"/>
-          <w:numId w:val="1005"/>
+          <w:numId w:val="1011"/>
         </w:numPr>
       </w:pPr>
       <w:r>
@@ -5170,7 +5251,7 @@
         <w:pStyle w:val="Compact"/>
         <w:numPr>
           <w:ilvl w:val="0"/>
-          <w:numId w:val="1005"/>
+          <w:numId w:val="1011"/>
         </w:numPr>
       </w:pPr>
       <w:r>
@@ -5185,7 +5266,7 @@
         <w:pStyle w:val="Compact"/>
         <w:numPr>
           <w:ilvl w:val="0"/>
-          <w:numId w:val="1005"/>
+          <w:numId w:val="1011"/>
         </w:numPr>
       </w:pPr>
       <w:r>
@@ -5233,7 +5314,7 @@
         <w:pStyle w:val="Compact"/>
         <w:numPr>
           <w:ilvl w:val="0"/>
-          <w:numId w:val="1006"/>
+          <w:numId w:val="1012"/>
         </w:numPr>
       </w:pPr>
       <w:r>
@@ -5248,7 +5329,7 @@
         <w:pStyle w:val="Compact"/>
         <w:numPr>
           <w:ilvl w:val="0"/>
-          <w:numId w:val="1006"/>
+          <w:numId w:val="1012"/>
         </w:numPr>
       </w:pPr>
       <w:r>
@@ -5263,7 +5344,7 @@
         <w:pStyle w:val="Compact"/>
         <w:numPr>
           <w:ilvl w:val="0"/>
-          <w:numId w:val="1006"/>
+          <w:numId w:val="1012"/>
         </w:numPr>
       </w:pPr>
       <w:r>
@@ -5278,7 +5359,7 @@
         <w:pStyle w:val="Compact"/>
         <w:numPr>
           <w:ilvl w:val="0"/>
-          <w:numId w:val="1006"/>
+          <w:numId w:val="1012"/>
         </w:numPr>
       </w:pPr>
       <w:r>
@@ -6070,7 +6151,7 @@
         <w:pStyle w:val="Compact"/>
         <w:numPr>
           <w:ilvl w:val="0"/>
-          <w:numId w:val="1007"/>
+          <w:numId w:val="1013"/>
         </w:numPr>
       </w:pPr>
       <w:r>
@@ -6106,7 +6187,7 @@
         <w:pStyle w:val="Compact"/>
         <w:numPr>
           <w:ilvl w:val="0"/>
-          <w:numId w:val="1007"/>
+          <w:numId w:val="1013"/>
         </w:numPr>
       </w:pPr>
       <w:r>
@@ -6133,7 +6214,7 @@
         <w:pStyle w:val="Compact"/>
         <w:numPr>
           <w:ilvl w:val="0"/>
-          <w:numId w:val="1007"/>
+          <w:numId w:val="1013"/>
         </w:numPr>
       </w:pPr>
       <w:r>
@@ -6161,7 +6242,7 @@
         <w:pStyle w:val="Compact"/>
         <w:numPr>
           <w:ilvl w:val="0"/>
-          <w:numId w:val="1008"/>
+          <w:numId w:val="1014"/>
         </w:numPr>
       </w:pPr>
       <w:r>
@@ -6187,7 +6268,7 @@
         <w:pStyle w:val="Compact"/>
         <w:numPr>
           <w:ilvl w:val="0"/>
-          <w:numId w:val="1008"/>
+          <w:numId w:val="1014"/>
         </w:numPr>
       </w:pPr>
       <w:r>
@@ -6213,7 +6294,7 @@
         <w:pStyle w:val="Compact"/>
         <w:numPr>
           <w:ilvl w:val="0"/>
-          <w:numId w:val="1008"/>
+          <w:numId w:val="1014"/>
         </w:numPr>
       </w:pPr>
       <w:r>
@@ -6239,7 +6320,7 @@
         <w:pStyle w:val="Compact"/>
         <w:numPr>
           <w:ilvl w:val="0"/>
-          <w:numId w:val="1008"/>
+          <w:numId w:val="1014"/>
         </w:numPr>
       </w:pPr>
       <w:r>
@@ -6313,7 +6394,7 @@
             <w:rStyle w:val="af"/>
             <w:rFonts w:hint="eastAsia"/>
           </w:rPr>
-          <w:t xml:space="preserve">構造体とポインタ</w:t>
+          <w:t xml:space="preserve">構造体とポインター</w:t>
         </w:r>
       </w:hyperlink>
       <w:r>
@@ -6377,7 +6458,7 @@
         <w:pStyle w:val="Compact"/>
         <w:numPr>
           <w:ilvl w:val="0"/>
-          <w:numId w:val="1009"/>
+          <w:numId w:val="1015"/>
         </w:numPr>
       </w:pPr>
       <w:r>
@@ -6392,7 +6473,7 @@
         <w:pStyle w:val="Compact"/>
         <w:numPr>
           <w:ilvl w:val="0"/>
-          <w:numId w:val="1009"/>
+          <w:numId w:val="1015"/>
         </w:numPr>
       </w:pPr>
       <w:r>
@@ -6407,22 +6488,22 @@
         <w:pStyle w:val="Compact"/>
         <w:numPr>
           <w:ilvl w:val="0"/>
-          <w:numId w:val="1009"/>
-        </w:numPr>
-      </w:pPr>
-      <w:r>
-        <w:rPr>
-          <w:rFonts w:hint="eastAsia"/>
-        </w:rPr>
-        <w:t xml:space="preserve">構造体配列と構造体ポインタの操作を身につける</w:t>
-      </w:r>
-    </w:p>
-    <w:p>
-      <w:pPr>
-        <w:pStyle w:val="Compact"/>
-        <w:numPr>
-          <w:ilvl w:val="0"/>
-          <w:numId w:val="1009"/>
+          <w:numId w:val="1015"/>
+        </w:numPr>
+      </w:pPr>
+      <w:r>
+        <w:rPr>
+          <w:rFonts w:hint="eastAsia"/>
+        </w:rPr>
+        <w:t xml:space="preserve">構造体配列と構造体ポインターの操作を身につける</w:t>
+      </w:r>
+    </w:p>
+    <w:p>
+      <w:pPr>
+        <w:pStyle w:val="Compact"/>
+        <w:numPr>
+          <w:ilvl w:val="0"/>
+          <w:numId w:val="1015"/>
         </w:numPr>
       </w:pPr>
       <w:r>
@@ -6474,7 +6555,7 @@
         <w:rPr>
           <w:rFonts w:hint="eastAsia"/>
         </w:rPr>
-        <w:t xml:space="preserve">学生の情報（ID、名前、年齢、成績）を格納する構造体を定義し、ポインタを使って情報を表示・更新するプログラムを作成してください。</w:t>
+        <w:t xml:space="preserve">学生の情報（ID、名前、年齢、成績）を格納する構造体を定義し、ポインターを使って情報を表示・更新するプログラムを作成してください。</w:t>
       </w:r>
     </w:p>
     <w:p>
@@ -6495,7 +6576,7 @@
         <w:pStyle w:val="Compact"/>
         <w:numPr>
           <w:ilvl w:val="0"/>
-          <w:numId w:val="1010"/>
+          <w:numId w:val="1016"/>
         </w:numPr>
       </w:pPr>
       <w:r>
@@ -6510,7 +6591,7 @@
         <w:pStyle w:val="Compact"/>
         <w:numPr>
           <w:ilvl w:val="0"/>
-          <w:numId w:val="1010"/>
+          <w:numId w:val="1016"/>
         </w:numPr>
       </w:pPr>
       <w:r>
@@ -6525,29 +6606,29 @@
         <w:pStyle w:val="Compact"/>
         <w:numPr>
           <w:ilvl w:val="0"/>
-          <w:numId w:val="1010"/>
-        </w:numPr>
-      </w:pPr>
-      <w:r>
-        <w:rPr>
-          <w:rFonts w:hint="eastAsia"/>
-        </w:rPr>
-        <w:t xml:space="preserve">学生情報を表示する関数を作成（ポインタ引数）</w:t>
-      </w:r>
-    </w:p>
-    <w:p>
-      <w:pPr>
-        <w:pStyle w:val="Compact"/>
-        <w:numPr>
-          <w:ilvl w:val="0"/>
-          <w:numId w:val="1010"/>
-        </w:numPr>
-      </w:pPr>
-      <w:r>
-        <w:rPr>
-          <w:rFonts w:hint="eastAsia"/>
-        </w:rPr>
-        <w:t xml:space="preserve">成績を更新する関数を作成（ポインタ引数）</w:t>
+          <w:numId w:val="1016"/>
+        </w:numPr>
+      </w:pPr>
+      <w:r>
+        <w:rPr>
+          <w:rFonts w:hint="eastAsia"/>
+        </w:rPr>
+        <w:t xml:space="preserve">学生情報を表示する関数を作成（ポインター引数）</w:t>
+      </w:r>
+    </w:p>
+    <w:p>
+      <w:pPr>
+        <w:pStyle w:val="Compact"/>
+        <w:numPr>
+          <w:ilvl w:val="0"/>
+          <w:numId w:val="1016"/>
+        </w:numPr>
+      </w:pPr>
+      <w:r>
+        <w:rPr>
+          <w:rFonts w:hint="eastAsia"/>
+        </w:rPr>
+        <w:t xml:space="preserve">成績を更新する関数を作成（ポインター引数）</w:t>
       </w:r>
     </w:p>
     <w:p>
@@ -6568,22 +6649,22 @@
         <w:pStyle w:val="Compact"/>
         <w:numPr>
           <w:ilvl w:val="0"/>
-          <w:numId w:val="1011"/>
-        </w:numPr>
-      </w:pPr>
-      <w:r>
-        <w:rPr>
-          <w:rFonts w:hint="eastAsia"/>
-        </w:rPr>
-        <w:t xml:space="preserve">構造体ポインタのメンバーアクセスには-&gt;演算子を使用</w:t>
-      </w:r>
-    </w:p>
-    <w:p>
-      <w:pPr>
-        <w:pStyle w:val="Compact"/>
-        <w:numPr>
-          <w:ilvl w:val="0"/>
-          <w:numId w:val="1011"/>
+          <w:numId w:val="1017"/>
+        </w:numPr>
+      </w:pPr>
+      <w:r>
+        <w:rPr>
+          <w:rFonts w:hint="eastAsia"/>
+        </w:rPr>
+        <w:t xml:space="preserve">構造体ポインターのメンバーアクセスには-&gt;演算子を使用</w:t>
+      </w:r>
+    </w:p>
+    <w:p>
+      <w:pPr>
+        <w:pStyle w:val="Compact"/>
+        <w:numPr>
+          <w:ilvl w:val="0"/>
+          <w:numId w:val="1017"/>
         </w:numPr>
       </w:pPr>
       <w:r>
@@ -6945,7 +7026,7 @@
         <w:rPr>
           <w:rFonts w:hint="eastAsia"/>
         </w:rPr>
-        <w:t xml:space="preserve">2D座標を表す構造体を定義し、2点間の距離を計算する関数をポインタを使って実装してください。</w:t>
+        <w:t xml:space="preserve">2D座標を表す構造体を定義し、2点間の距離を計算する関数をポインターを使って実装してください。</w:t>
       </w:r>
     </w:p>
     <w:p>
@@ -6966,7 +7047,7 @@
         <w:pStyle w:val="Compact"/>
         <w:numPr>
           <w:ilvl w:val="0"/>
-          <w:numId w:val="1012"/>
+          <w:numId w:val="1018"/>
         </w:numPr>
       </w:pPr>
       <w:r>
@@ -6990,37 +7071,37 @@
         <w:pStyle w:val="Compact"/>
         <w:numPr>
           <w:ilvl w:val="0"/>
-          <w:numId w:val="1012"/>
-        </w:numPr>
-      </w:pPr>
-      <w:r>
-        <w:rPr>
-          <w:rFonts w:hint="eastAsia"/>
-        </w:rPr>
-        <w:t xml:space="preserve">2点間の距離を計算する関数を作成（ポインタ引数）</w:t>
-      </w:r>
-    </w:p>
-    <w:p>
-      <w:pPr>
-        <w:pStyle w:val="Compact"/>
-        <w:numPr>
-          <w:ilvl w:val="0"/>
-          <w:numId w:val="1012"/>
-        </w:numPr>
-      </w:pPr>
-      <w:r>
-        <w:rPr>
-          <w:rFonts w:hint="eastAsia"/>
-        </w:rPr>
-        <w:t xml:space="preserve">座標を移動する関数を作成（ポインタで更新）</w:t>
-      </w:r>
-    </w:p>
-    <w:p>
-      <w:pPr>
-        <w:pStyle w:val="Compact"/>
-        <w:numPr>
-          <w:ilvl w:val="0"/>
-          <w:numId w:val="1012"/>
+          <w:numId w:val="1018"/>
+        </w:numPr>
+      </w:pPr>
+      <w:r>
+        <w:rPr>
+          <w:rFonts w:hint="eastAsia"/>
+        </w:rPr>
+        <w:t xml:space="preserve">2点間の距離を計算する関数を作成（ポインター引数）</w:t>
+      </w:r>
+    </w:p>
+    <w:p>
+      <w:pPr>
+        <w:pStyle w:val="Compact"/>
+        <w:numPr>
+          <w:ilvl w:val="0"/>
+          <w:numId w:val="1018"/>
+        </w:numPr>
+      </w:pPr>
+      <w:r>
+        <w:rPr>
+          <w:rFonts w:hint="eastAsia"/>
+        </w:rPr>
+        <w:t xml:space="preserve">座標を移動する関数を作成（ポインターで更新）</w:t>
+      </w:r>
+    </w:p>
+    <w:p>
+      <w:pPr>
+        <w:pStyle w:val="Compact"/>
+        <w:numPr>
+          <w:ilvl w:val="0"/>
+          <w:numId w:val="1018"/>
         </w:numPr>
       </w:pPr>
       <w:r>
@@ -7048,7 +7129,7 @@
         <w:pStyle w:val="Compact"/>
         <w:numPr>
           <w:ilvl w:val="0"/>
-          <w:numId w:val="1013"/>
+          <w:numId w:val="1019"/>
         </w:numPr>
       </w:pPr>
       <w:r>
@@ -7066,7 +7147,7 @@
         <w:pStyle w:val="Compact"/>
         <w:numPr>
           <w:ilvl w:val="0"/>
-          <w:numId w:val="1013"/>
+          <w:numId w:val="1019"/>
         </w:numPr>
       </w:pPr>
       <w:r>
@@ -7374,7 +7455,7 @@
         <w:pStyle w:val="Compact"/>
         <w:numPr>
           <w:ilvl w:val="0"/>
-          <w:numId w:val="1014"/>
+          <w:numId w:val="1020"/>
         </w:numPr>
       </w:pPr>
       <w:r>
@@ -7389,7 +7470,7 @@
         <w:pStyle w:val="Compact"/>
         <w:numPr>
           <w:ilvl w:val="0"/>
-          <w:numId w:val="1014"/>
+          <w:numId w:val="1020"/>
         </w:numPr>
       </w:pPr>
       <w:r>
@@ -7404,7 +7485,7 @@
         <w:pStyle w:val="Compact"/>
         <w:numPr>
           <w:ilvl w:val="0"/>
-          <w:numId w:val="1014"/>
+          <w:numId w:val="1020"/>
         </w:numPr>
       </w:pPr>
       <w:r>
@@ -7419,7 +7500,7 @@
         <w:pStyle w:val="Compact"/>
         <w:numPr>
           <w:ilvl w:val="0"/>
-          <w:numId w:val="1014"/>
+          <w:numId w:val="1020"/>
         </w:numPr>
       </w:pPr>
       <w:r>
@@ -7434,7 +7515,7 @@
         <w:pStyle w:val="Compact"/>
         <w:numPr>
           <w:ilvl w:val="0"/>
-          <w:numId w:val="1014"/>
+          <w:numId w:val="1020"/>
         </w:numPr>
       </w:pPr>
       <w:r>
@@ -7462,7 +7543,7 @@
         <w:pStyle w:val="Compact"/>
         <w:numPr>
           <w:ilvl w:val="0"/>
-          <w:numId w:val="1015"/>
+          <w:numId w:val="1021"/>
         </w:numPr>
       </w:pPr>
       <w:r>
@@ -7477,7 +7558,7 @@
         <w:pStyle w:val="Compact"/>
         <w:numPr>
           <w:ilvl w:val="0"/>
-          <w:numId w:val="1015"/>
+          <w:numId w:val="1021"/>
         </w:numPr>
       </w:pPr>
       <w:r>
@@ -7522,6 +7603,9 @@
           <w:rStyle w:val="VerbatimChar"/>
         </w:rPr>
         <w:t xml:space="preserve"> ===</w:t>
+      </w:r>
+      <w:r>
+        <w:br/>
       </w:r>
       <w:r>
         <w:br/>
@@ -8085,7 +8169,7 @@
         <w:pStyle w:val="Compact"/>
         <w:numPr>
           <w:ilvl w:val="0"/>
-          <w:numId w:val="1016"/>
+          <w:numId w:val="1022"/>
         </w:numPr>
       </w:pPr>
       <w:r>
@@ -8100,7 +8184,7 @@
         <w:pStyle w:val="Compact"/>
         <w:numPr>
           <w:ilvl w:val="0"/>
-          <w:numId w:val="1016"/>
+          <w:numId w:val="1022"/>
         </w:numPr>
       </w:pPr>
       <w:r>
@@ -8115,7 +8199,7 @@
         <w:pStyle w:val="Compact"/>
         <w:numPr>
           <w:ilvl w:val="0"/>
-          <w:numId w:val="1016"/>
+          <w:numId w:val="1022"/>
         </w:numPr>
       </w:pPr>
       <w:r>
@@ -8130,7 +8214,7 @@
         <w:pStyle w:val="Compact"/>
         <w:numPr>
           <w:ilvl w:val="0"/>
-          <w:numId w:val="1016"/>
+          <w:numId w:val="1022"/>
         </w:numPr>
       </w:pPr>
       <w:r>
@@ -8145,14 +8229,14 @@
         <w:pStyle w:val="Compact"/>
         <w:numPr>
           <w:ilvl w:val="0"/>
-          <w:numId w:val="1016"/>
-        </w:numPr>
-      </w:pPr>
-      <w:r>
-        <w:rPr>
-          <w:rFonts w:hint="eastAsia"/>
-        </w:rPr>
-        <w:t xml:space="preserve">構造体ポインタ配列を使用</w:t>
+          <w:numId w:val="1022"/>
+        </w:numPr>
+      </w:pPr>
+      <w:r>
+        <w:rPr>
+          <w:rFonts w:hint="eastAsia"/>
+        </w:rPr>
+        <w:t xml:space="preserve">構造体ポインター配列を使用</w:t>
       </w:r>
     </w:p>
     <w:p>
@@ -8173,7 +8257,7 @@
         <w:pStyle w:val="Compact"/>
         <w:numPr>
           <w:ilvl w:val="0"/>
-          <w:numId w:val="1017"/>
+          <w:numId w:val="1023"/>
         </w:numPr>
       </w:pPr>
       <w:r>
@@ -8188,7 +8272,7 @@
         <w:pStyle w:val="Compact"/>
         <w:numPr>
           <w:ilvl w:val="0"/>
-          <w:numId w:val="1017"/>
+          <w:numId w:val="1023"/>
         </w:numPr>
       </w:pPr>
       <w:r>
@@ -8538,6 +8622,9 @@
         <w:br/>
       </w:r>
       <w:r>
+        <w:br/>
+      </w:r>
+      <w:r>
         <w:rPr>
           <w:rStyle w:val="VerbatimChar"/>
         </w:rPr>
@@ -8610,6 +8697,9 @@
           <w:rStyle w:val="VerbatimChar"/>
         </w:rPr>
         <w:t xml:space="preserve"> (DEV):</w:t>
+      </w:r>
+      <w:r>
+        <w:br/>
       </w:r>
       <w:r>
         <w:br/>
@@ -8770,7 +8860,7 @@
         <w:pStyle w:val="Compact"/>
         <w:numPr>
           <w:ilvl w:val="0"/>
-          <w:numId w:val="1018"/>
+          <w:numId w:val="1024"/>
         </w:numPr>
       </w:pPr>
       <w:r>
@@ -8785,7 +8875,7 @@
         <w:pStyle w:val="Compact"/>
         <w:numPr>
           <w:ilvl w:val="0"/>
-          <w:numId w:val="1018"/>
+          <w:numId w:val="1024"/>
         </w:numPr>
       </w:pPr>
       <w:r>
@@ -8800,7 +8890,7 @@
         <w:pStyle w:val="Compact"/>
         <w:numPr>
           <w:ilvl w:val="0"/>
-          <w:numId w:val="1018"/>
+          <w:numId w:val="1024"/>
         </w:numPr>
       </w:pPr>
       <w:r>
@@ -8815,7 +8905,7 @@
         <w:pStyle w:val="Compact"/>
         <w:numPr>
           <w:ilvl w:val="0"/>
-          <w:numId w:val="1018"/>
+          <w:numId w:val="1024"/>
         </w:numPr>
       </w:pPr>
       <w:r>
@@ -8830,7 +8920,7 @@
         <w:pStyle w:val="Compact"/>
         <w:numPr>
           <w:ilvl w:val="0"/>
-          <w:numId w:val="1018"/>
+          <w:numId w:val="1024"/>
         </w:numPr>
       </w:pPr>
       <w:r>
@@ -8845,7 +8935,7 @@
         <w:pStyle w:val="Compact"/>
         <w:numPr>
           <w:ilvl w:val="0"/>
-          <w:numId w:val="1018"/>
+          <w:numId w:val="1024"/>
         </w:numPr>
       </w:pPr>
       <w:r>
@@ -8873,7 +8963,7 @@
         <w:pStyle w:val="Compact"/>
         <w:numPr>
           <w:ilvl w:val="0"/>
-          <w:numId w:val="1019"/>
+          <w:numId w:val="1025"/>
         </w:numPr>
       </w:pPr>
       <w:r>
@@ -8888,7 +8978,7 @@
         <w:pStyle w:val="Compact"/>
         <w:numPr>
           <w:ilvl w:val="0"/>
-          <w:numId w:val="1019"/>
+          <w:numId w:val="1025"/>
         </w:numPr>
       </w:pPr>
       <w:r>
@@ -8938,6 +9028,9 @@
         <w:br/>
       </w:r>
       <w:r>
+        <w:br/>
+      </w:r>
+      <w:r>
         <w:rPr>
           <w:rStyle w:val="VerbatimChar"/>
         </w:rPr>
@@ -9066,6 +9159,9 @@
         <w:br/>
       </w:r>
       <w:r>
+        <w:br/>
+      </w:r>
+      <w:r>
         <w:rPr>
           <w:rStyle w:val="VerbatimChar"/>
         </w:rPr>
@@ -9108,6 +9204,9 @@
         <w:br/>
       </w:r>
       <w:r>
+        <w:br/>
+      </w:r>
+      <w:r>
         <w:rPr>
           <w:rStyle w:val="VerbatimChar"/>
         </w:rPr>
@@ -9137,6 +9236,9 @@
         <w:br/>
       </w:r>
       <w:r>
+        <w:br/>
+      </w:r>
+      <w:r>
         <w:rPr>
           <w:rStyle w:val="VerbatimChar"/>
         </w:rPr>
@@ -9166,6 +9268,9 @@
         <w:br/>
       </w:r>
       <w:r>
+        <w:br/>
+      </w:r>
+      <w:r>
         <w:rPr>
           <w:rStyle w:val="VerbatimChar"/>
         </w:rPr>
@@ -9316,6 +9421,9 @@
         <w:br/>
       </w:r>
       <w:r>
+        <w:br/>
+      </w:r>
+      <w:r>
         <w:rPr>
           <w:rStyle w:val="VerbatimChar"/>
         </w:rPr>
@@ -9332,6 +9440,9 @@
         <w:br/>
       </w:r>
       <w:r>
+        <w:br/>
+      </w:r>
+      <w:r>
         <w:rPr>
           <w:rStyle w:val="VerbatimChar"/>
         </w:rPr>
@@ -9354,6 +9465,9 @@
         <w:br/>
       </w:r>
       <w:r>
+        <w:br/>
+      </w:r>
+      <w:r>
         <w:rPr>
           <w:rStyle w:val="VerbatimChar"/>
         </w:rPr>
@@ -9365,6 +9479,9 @@
           <w:rFonts w:hint="eastAsia"/>
         </w:rPr>
         <w:t xml:space="preserve">「C言語プログラミング入門」</w:t>
+      </w:r>
+      <w:r>
+        <w:br/>
       </w:r>
       <w:r>
         <w:br/>
@@ -9453,7 +9570,7 @@
         <w:pStyle w:val="Compact"/>
         <w:numPr>
           <w:ilvl w:val="0"/>
-          <w:numId w:val="1020"/>
+          <w:numId w:val="1026"/>
         </w:numPr>
       </w:pPr>
       <w:r>
@@ -9468,7 +9585,7 @@
         <w:pStyle w:val="Compact"/>
         <w:numPr>
           <w:ilvl w:val="0"/>
-          <w:numId w:val="1020"/>
+          <w:numId w:val="1026"/>
         </w:numPr>
       </w:pPr>
       <w:r>
@@ -9483,7 +9600,7 @@
         <w:pStyle w:val="Compact"/>
         <w:numPr>
           <w:ilvl w:val="0"/>
-          <w:numId w:val="1020"/>
+          <w:numId w:val="1026"/>
         </w:numPr>
       </w:pPr>
       <w:r>
@@ -9498,7 +9615,7 @@
         <w:pStyle w:val="Compact"/>
         <w:numPr>
           <w:ilvl w:val="0"/>
-          <w:numId w:val="1020"/>
+          <w:numId w:val="1026"/>
         </w:numPr>
       </w:pPr>
       <w:r>
@@ -9513,7 +9630,7 @@
         <w:pStyle w:val="Compact"/>
         <w:numPr>
           <w:ilvl w:val="0"/>
-          <w:numId w:val="1020"/>
+          <w:numId w:val="1026"/>
         </w:numPr>
       </w:pPr>
       <w:r>
@@ -9550,7 +9667,7 @@
         <w:pStyle w:val="Compact"/>
         <w:numPr>
           <w:ilvl w:val="0"/>
-          <w:numId w:val="1021"/>
+          <w:numId w:val="1027"/>
         </w:numPr>
       </w:pPr>
       <w:r>
@@ -9565,7 +9682,7 @@
         <w:pStyle w:val="Compact"/>
         <w:numPr>
           <w:ilvl w:val="0"/>
-          <w:numId w:val="1021"/>
+          <w:numId w:val="1027"/>
         </w:numPr>
       </w:pPr>
       <w:r>
@@ -9667,6 +9784,9 @@
         <w:br/>
       </w:r>
       <w:r>
+        <w:br/>
+      </w:r>
+      <w:r>
         <w:rPr>
           <w:rStyle w:val="VerbatimChar"/>
         </w:rPr>
@@ -9749,6 +9869,9 @@
         <w:br/>
       </w:r>
       <w:r>
+        <w:br/>
+      </w:r>
+      <w:r>
         <w:rPr>
           <w:rStyle w:val="VerbatimChar"/>
         </w:rPr>
@@ -9809,6 +9932,9 @@
         <w:br/>
       </w:r>
       <w:r>
+        <w:br/>
+      </w:r>
+      <w:r>
         <w:rPr>
           <w:rStyle w:val="VerbatimChar"/>
         </w:rPr>
@@ -9897,6 +10023,9 @@
           <w:rFonts w:hint="eastAsia"/>
         </w:rPr>
         <w:t xml:space="preserve">全体GPA順位:</w:t>
+      </w:r>
+      <w:r>
+        <w:br/>
       </w:r>
       <w:r>
         <w:br/>
@@ -10016,22 +10145,22 @@
         <w:pStyle w:val="Compact"/>
         <w:numPr>
           <w:ilvl w:val="0"/>
-          <w:numId w:val="1022"/>
-        </w:numPr>
-      </w:pPr>
-      <w:r>
-        <w:rPr>
-          <w:rFonts w:hint="eastAsia"/>
-        </w:rPr>
-        <w:t xml:space="preserve">ノード構造体（データと次のノードへのポインタ）</w:t>
-      </w:r>
-    </w:p>
-    <w:p>
-      <w:pPr>
-        <w:pStyle w:val="Compact"/>
-        <w:numPr>
-          <w:ilvl w:val="0"/>
-          <w:numId w:val="1022"/>
+          <w:numId w:val="1028"/>
+        </w:numPr>
+      </w:pPr>
+      <w:r>
+        <w:rPr>
+          <w:rFonts w:hint="eastAsia"/>
+        </w:rPr>
+        <w:t xml:space="preserve">ノード構造体（データと次のノードへのポインター）</w:t>
+      </w:r>
+    </w:p>
+    <w:p>
+      <w:pPr>
+        <w:pStyle w:val="Compact"/>
+        <w:numPr>
+          <w:ilvl w:val="0"/>
+          <w:numId w:val="1028"/>
         </w:numPr>
       </w:pPr>
       <w:r>
@@ -10046,7 +10175,7 @@
         <w:pStyle w:val="Compact"/>
         <w:numPr>
           <w:ilvl w:val="0"/>
-          <w:numId w:val="1022"/>
+          <w:numId w:val="1028"/>
         </w:numPr>
       </w:pPr>
       <w:r>
@@ -10061,7 +10190,7 @@
         <w:pStyle w:val="Compact"/>
         <w:numPr>
           <w:ilvl w:val="0"/>
-          <w:numId w:val="1022"/>
+          <w:numId w:val="1028"/>
         </w:numPr>
       </w:pPr>
       <w:r>
@@ -10076,7 +10205,7 @@
         <w:pStyle w:val="Compact"/>
         <w:numPr>
           <w:ilvl w:val="0"/>
-          <w:numId w:val="1022"/>
+          <w:numId w:val="1028"/>
         </w:numPr>
       </w:pPr>
       <w:r>
@@ -10091,7 +10220,7 @@
         <w:pStyle w:val="Compact"/>
         <w:numPr>
           <w:ilvl w:val="0"/>
-          <w:numId w:val="1022"/>
+          <w:numId w:val="1028"/>
         </w:numPr>
       </w:pPr>
       <w:r>
@@ -10119,7 +10248,7 @@
         <w:pStyle w:val="Compact"/>
         <w:numPr>
           <w:ilvl w:val="0"/>
-          <w:numId w:val="1023"/>
+          <w:numId w:val="1029"/>
         </w:numPr>
       </w:pPr>
       <w:r>
@@ -10134,7 +10263,7 @@
         <w:pStyle w:val="Compact"/>
         <w:numPr>
           <w:ilvl w:val="0"/>
-          <w:numId w:val="1023"/>
+          <w:numId w:val="1029"/>
         </w:numPr>
       </w:pPr>
       <w:r>
@@ -10179,6 +10308,9 @@
           <w:rStyle w:val="VerbatimChar"/>
         </w:rPr>
         <w:t xml:space="preserve"> ===</w:t>
+      </w:r>
+      <w:r>
+        <w:br/>
       </w:r>
       <w:r>
         <w:br/>
@@ -10555,7 +10687,7 @@
         <w:pStyle w:val="Compact"/>
         <w:numPr>
           <w:ilvl w:val="0"/>
-          <w:numId w:val="1024"/>
+          <w:numId w:val="1030"/>
         </w:numPr>
       </w:pPr>
       <w:r>
@@ -10570,7 +10702,7 @@
         <w:pStyle w:val="Compact"/>
         <w:numPr>
           <w:ilvl w:val="0"/>
-          <w:numId w:val="1024"/>
+          <w:numId w:val="1030"/>
         </w:numPr>
       </w:pPr>
       <w:r>
@@ -10615,7 +10747,7 @@
         <w:pStyle w:val="Compact"/>
         <w:numPr>
           <w:ilvl w:val="0"/>
-          <w:numId w:val="1024"/>
+          <w:numId w:val="1030"/>
         </w:numPr>
       </w:pPr>
       <w:r>
@@ -10630,7 +10762,7 @@
         <w:pStyle w:val="Compact"/>
         <w:numPr>
           <w:ilvl w:val="0"/>
-          <w:numId w:val="1024"/>
+          <w:numId w:val="1030"/>
         </w:numPr>
       </w:pPr>
       <w:r>
@@ -10658,7 +10790,7 @@
         <w:pStyle w:val="Compact"/>
         <w:numPr>
           <w:ilvl w:val="0"/>
-          <w:numId w:val="1025"/>
+          <w:numId w:val="1031"/>
         </w:numPr>
       </w:pPr>
       <w:r>
@@ -10673,37 +10805,37 @@
         <w:pStyle w:val="Compact"/>
         <w:numPr>
           <w:ilvl w:val="0"/>
-          <w:numId w:val="1025"/>
-        </w:numPr>
-      </w:pPr>
-      <w:r>
-        <w:rPr>
-          <w:rFonts w:hint="eastAsia"/>
-        </w:rPr>
-        <w:t xml:space="preserve">ポインタ経由のアクセスでは-&gt;演算子を使用</w:t>
-      </w:r>
-    </w:p>
-    <w:p>
-      <w:pPr>
-        <w:pStyle w:val="Compact"/>
-        <w:numPr>
-          <w:ilvl w:val="0"/>
-          <w:numId w:val="1025"/>
-        </w:numPr>
-      </w:pPr>
-      <w:r>
-        <w:rPr>
-          <w:rFonts w:hint="eastAsia"/>
-        </w:rPr>
-        <w:t xml:space="preserve">構造体の引数渡しは通常ポインタで行う（効率のため）</w:t>
-      </w:r>
-    </w:p>
-    <w:p>
-      <w:pPr>
-        <w:pStyle w:val="Compact"/>
-        <w:numPr>
-          <w:ilvl w:val="0"/>
-          <w:numId w:val="1025"/>
+          <w:numId w:val="1031"/>
+        </w:numPr>
+      </w:pPr>
+      <w:r>
+        <w:rPr>
+          <w:rFonts w:hint="eastAsia"/>
+        </w:rPr>
+        <w:t xml:space="preserve">ポインター経由のアクセスでは-&gt;演算子を使用</w:t>
+      </w:r>
+    </w:p>
+    <w:p>
+      <w:pPr>
+        <w:pStyle w:val="Compact"/>
+        <w:numPr>
+          <w:ilvl w:val="0"/>
+          <w:numId w:val="1031"/>
+        </w:numPr>
+      </w:pPr>
+      <w:r>
+        <w:rPr>
+          <w:rFonts w:hint="eastAsia"/>
+        </w:rPr>
+        <w:t xml:space="preserve">構造体の引数渡しは通常ポインターで行う（効率のため）</w:t>
+      </w:r>
+    </w:p>
+    <w:p>
+      <w:pPr>
+        <w:pStyle w:val="Compact"/>
+        <w:numPr>
+          <w:ilvl w:val="0"/>
+          <w:numId w:val="1031"/>
         </w:numPr>
       </w:pPr>
       <w:r>
@@ -10755,7 +10887,7 @@
             <w:rStyle w:val="af"/>
             <w:rFonts w:hint="eastAsia"/>
           </w:rPr>
-          <w:t xml:space="preserve">関数ポインタ</w:t>
+          <w:t xml:space="preserve">関数ポインター</w:t>
         </w:r>
       </w:hyperlink>
       <w:r>
@@ -10819,22 +10951,22 @@
         <w:pStyle w:val="Compact"/>
         <w:numPr>
           <w:ilvl w:val="0"/>
-          <w:numId w:val="1026"/>
-        </w:numPr>
-      </w:pPr>
-      <w:r>
-        <w:rPr>
-          <w:rFonts w:hint="eastAsia"/>
-        </w:rPr>
-        <w:t xml:space="preserve">関数ポインタの基本概念を理解する</w:t>
-      </w:r>
-    </w:p>
-    <w:p>
-      <w:pPr>
-        <w:pStyle w:val="Compact"/>
-        <w:numPr>
-          <w:ilvl w:val="0"/>
-          <w:numId w:val="1026"/>
+          <w:numId w:val="1032"/>
+        </w:numPr>
+      </w:pPr>
+      <w:r>
+        <w:rPr>
+          <w:rFonts w:hint="eastAsia"/>
+        </w:rPr>
+        <w:t xml:space="preserve">関数ポインターの基本概念を理解する</w:t>
+      </w:r>
+    </w:p>
+    <w:p>
+      <w:pPr>
+        <w:pStyle w:val="Compact"/>
+        <w:numPr>
+          <w:ilvl w:val="0"/>
+          <w:numId w:val="1032"/>
         </w:numPr>
       </w:pPr>
       <w:r>
@@ -10849,22 +10981,22 @@
         <w:pStyle w:val="Compact"/>
         <w:numPr>
           <w:ilvl w:val="0"/>
-          <w:numId w:val="1026"/>
-        </w:numPr>
-      </w:pPr>
-      <w:r>
-        <w:rPr>
-          <w:rFonts w:hint="eastAsia"/>
-        </w:rPr>
-        <w:t xml:space="preserve">関数ポインタ配列を活用した動的関数選択を学ぶ</w:t>
-      </w:r>
-    </w:p>
-    <w:p>
-      <w:pPr>
-        <w:pStyle w:val="Compact"/>
-        <w:numPr>
-          <w:ilvl w:val="0"/>
-          <w:numId w:val="1026"/>
+          <w:numId w:val="1032"/>
+        </w:numPr>
+      </w:pPr>
+      <w:r>
+        <w:rPr>
+          <w:rFonts w:hint="eastAsia"/>
+        </w:rPr>
+        <w:t xml:space="preserve">関数ポインター配列を活用した動的関数選択を学ぶ</w:t>
+      </w:r>
+    </w:p>
+    <w:p>
+      <w:pPr>
+        <w:pStyle w:val="Compact"/>
+        <w:numPr>
+          <w:ilvl w:val="0"/>
+          <w:numId w:val="1032"/>
         </w:numPr>
       </w:pPr>
       <w:r>
@@ -10887,7 +11019,7 @@
         <w:t xml:space="preserve">基礎問題</w:t>
       </w:r>
     </w:p>
-    <w:bookmarkStart w:id="63" w:name="問題14-1-関数ポインタの基本操作"/>
+    <w:bookmarkStart w:id="63" w:name="問題14-1-関数ポインターの基本操作"/>
     <w:p>
       <w:pPr>
         <w:pStyle w:val="3"/>
@@ -10905,7 +11037,7 @@
         <w:rPr>
           <w:rFonts w:hint="eastAsia"/>
         </w:rPr>
-        <w:t xml:space="preserve">関数ポインタの基本操作</w:t>
+        <w:t xml:space="preserve">関数ポインターの基本操作</w:t>
       </w:r>
     </w:p>
     <w:p>
@@ -10916,7 +11048,7 @@
         <w:rPr>
           <w:rFonts w:hint="eastAsia"/>
         </w:rPr>
-        <w:t xml:space="preserve">関数ポインタを使って複数の関数を動的に呼び出すプログラムを作成してください。</w:t>
+        <w:t xml:space="preserve">関数ポインターを使って複数の関数を動的に呼び出すプログラムを作成してください。</w:t>
       </w:r>
     </w:p>
     <w:p>
@@ -10937,7 +11069,7 @@
         <w:pStyle w:val="Compact"/>
         <w:numPr>
           <w:ilvl w:val="0"/>
-          <w:numId w:val="1027"/>
+          <w:numId w:val="1033"/>
         </w:numPr>
       </w:pPr>
       <w:r>
@@ -10952,29 +11084,29 @@
         <w:pStyle w:val="Compact"/>
         <w:numPr>
           <w:ilvl w:val="0"/>
-          <w:numId w:val="1027"/>
-        </w:numPr>
-      </w:pPr>
-      <w:r>
-        <w:rPr>
-          <w:rFonts w:hint="eastAsia"/>
-        </w:rPr>
-        <w:t xml:space="preserve">関数ポインタを使ってこれらの関数を呼び出す</w:t>
-      </w:r>
-    </w:p>
-    <w:p>
-      <w:pPr>
-        <w:pStyle w:val="Compact"/>
-        <w:numPr>
-          <w:ilvl w:val="0"/>
-          <w:numId w:val="1027"/>
-        </w:numPr>
-      </w:pPr>
-      <w:r>
-        <w:rPr>
-          <w:rFonts w:hint="eastAsia"/>
-        </w:rPr>
-        <w:t xml:space="preserve">関数ポインタ配列を使った実装も含める</w:t>
+          <w:numId w:val="1033"/>
+        </w:numPr>
+      </w:pPr>
+      <w:r>
+        <w:rPr>
+          <w:rFonts w:hint="eastAsia"/>
+        </w:rPr>
+        <w:t xml:space="preserve">関数ポインターを使ってこれらの関数を呼び出す</w:t>
+      </w:r>
+    </w:p>
+    <w:p>
+      <w:pPr>
+        <w:pStyle w:val="Compact"/>
+        <w:numPr>
+          <w:ilvl w:val="0"/>
+          <w:numId w:val="1033"/>
+        </w:numPr>
+      </w:pPr>
+      <w:r>
+        <w:rPr>
+          <w:rFonts w:hint="eastAsia"/>
+        </w:rPr>
+        <w:t xml:space="preserve">関数ポインター配列を使った実装も含める</w:t>
       </w:r>
     </w:p>
     <w:p>
@@ -10995,7 +11127,7 @@
         <w:pStyle w:val="Compact"/>
         <w:numPr>
           <w:ilvl w:val="0"/>
-          <w:numId w:val="1028"/>
+          <w:numId w:val="1034"/>
         </w:numPr>
       </w:pPr>
       <w:r>
@@ -11022,7 +11154,7 @@
         <w:pStyle w:val="Compact"/>
         <w:numPr>
           <w:ilvl w:val="0"/>
-          <w:numId w:val="1028"/>
+          <w:numId w:val="1034"/>
         </w:numPr>
       </w:pPr>
       <w:r>
@@ -11043,16 +11175,13 @@
         </w:rPr>
         <w:t xml:space="preserve">小さい方の値を返す</w:t>
       </w:r>
-      <w:r>
-        <w:br/>
-      </w:r>
-    </w:p>
-    <w:p>
-      <w:pPr>
-        <w:pStyle w:val="Compact"/>
-        <w:numPr>
-          <w:ilvl w:val="0"/>
-          <w:numId w:val="1028"/>
+    </w:p>
+    <w:p>
+      <w:pPr>
+        <w:pStyle w:val="Compact"/>
+        <w:numPr>
+          <w:ilvl w:val="0"/>
+          <w:numId w:val="1034"/>
         </w:numPr>
       </w:pPr>
       <w:r>
@@ -11102,7 +11231,7 @@
           <w:rStyle w:val="VerbatimChar"/>
           <w:rFonts w:hint="eastAsia"/>
         </w:rPr>
-        <w:t xml:space="preserve">関数ポインタの基本操作</w:t>
+        <w:t xml:space="preserve">関数ポインターの基本操作</w:t>
       </w:r>
       <w:r>
         <w:rPr>
@@ -11130,7 +11259,7 @@
           <w:rStyle w:val="VerbatimChar"/>
           <w:rFonts w:hint="eastAsia"/>
         </w:rPr>
-        <w:t xml:space="preserve">関数ポインタで直接呼び出し:</w:t>
+        <w:t xml:space="preserve">関数ポインターで直接呼び出し:</w:t>
       </w:r>
       <w:r>
         <w:br/>
@@ -11170,7 +11299,7 @@
           <w:rStyle w:val="VerbatimChar"/>
           <w:rFonts w:hint="eastAsia"/>
         </w:rPr>
-        <w:t xml:space="preserve">関数ポインタ配列で呼び出し:</w:t>
+        <w:t xml:space="preserve">関数ポインター配列で呼び出し:</w:t>
       </w:r>
       <w:r>
         <w:br/>
@@ -11334,7 +11463,7 @@
         <w:pStyle w:val="Compact"/>
         <w:numPr>
           <w:ilvl w:val="0"/>
-          <w:numId w:val="1029"/>
+          <w:numId w:val="1035"/>
         </w:numPr>
       </w:pPr>
       <w:r>
@@ -11373,7 +11502,7 @@
         <w:pStyle w:val="Compact"/>
         <w:numPr>
           <w:ilvl w:val="0"/>
-          <w:numId w:val="1029"/>
+          <w:numId w:val="1035"/>
         </w:numPr>
       </w:pPr>
       <w:r>
@@ -11388,7 +11517,7 @@
         <w:pStyle w:val="Compact"/>
         <w:numPr>
           <w:ilvl w:val="0"/>
-          <w:numId w:val="1029"/>
+          <w:numId w:val="1035"/>
         </w:numPr>
       </w:pPr>
       <w:r>
@@ -11403,14 +11532,14 @@
         <w:pStyle w:val="Compact"/>
         <w:numPr>
           <w:ilvl w:val="0"/>
-          <w:numId w:val="1029"/>
-        </w:numPr>
-      </w:pPr>
-      <w:r>
-        <w:rPr>
-          <w:rFonts w:hint="eastAsia"/>
-        </w:rPr>
-        <w:t xml:space="preserve">構造体を使った関数ポインタ管理</w:t>
+          <w:numId w:val="1035"/>
+        </w:numPr>
+      </w:pPr>
+      <w:r>
+        <w:rPr>
+          <w:rFonts w:hint="eastAsia"/>
+        </w:rPr>
+        <w:t xml:space="preserve">構造体を使った関数ポインター管理</w:t>
       </w:r>
     </w:p>
     <w:p>
@@ -11820,7 +11949,7 @@
         <w:pStyle w:val="Compact"/>
         <w:numPr>
           <w:ilvl w:val="0"/>
-          <w:numId w:val="1030"/>
+          <w:numId w:val="1036"/>
         </w:numPr>
       </w:pPr>
       <w:r>
@@ -11835,7 +11964,7 @@
         <w:pStyle w:val="Compact"/>
         <w:numPr>
           <w:ilvl w:val="0"/>
-          <w:numId w:val="1030"/>
+          <w:numId w:val="1036"/>
         </w:numPr>
       </w:pPr>
       <w:r>
@@ -11850,7 +11979,7 @@
         <w:pStyle w:val="Compact"/>
         <w:numPr>
           <w:ilvl w:val="0"/>
-          <w:numId w:val="1030"/>
+          <w:numId w:val="1036"/>
         </w:numPr>
       </w:pPr>
       <w:r>
@@ -11865,7 +11994,7 @@
         <w:pStyle w:val="Compact"/>
         <w:numPr>
           <w:ilvl w:val="0"/>
-          <w:numId w:val="1030"/>
+          <w:numId w:val="1036"/>
         </w:numPr>
       </w:pPr>
       <w:r>
@@ -11893,7 +12022,7 @@
         <w:pStyle w:val="Compact"/>
         <w:numPr>
           <w:ilvl w:val="0"/>
-          <w:numId w:val="1031"/>
+          <w:numId w:val="1037"/>
         </w:numPr>
       </w:pPr>
       <w:r>
@@ -11908,7 +12037,7 @@
         <w:pStyle w:val="Compact"/>
         <w:numPr>
           <w:ilvl w:val="0"/>
-          <w:numId w:val="1031"/>
+          <w:numId w:val="1037"/>
         </w:numPr>
       </w:pPr>
       <w:r>
@@ -11923,7 +12052,7 @@
         <w:pStyle w:val="Compact"/>
         <w:numPr>
           <w:ilvl w:val="0"/>
-          <w:numId w:val="1031"/>
+          <w:numId w:val="1037"/>
         </w:numPr>
       </w:pPr>
       <w:r>
@@ -12002,6 +12131,9 @@
         <w:br/>
       </w:r>
       <w:r>
+        <w:br/>
+      </w:r>
+      <w:r>
         <w:rPr>
           <w:rStyle w:val="VerbatimChar"/>
         </w:rPr>
@@ -12045,6 +12177,9 @@
           <w:rFonts w:hint="eastAsia"/>
         </w:rPr>
         <w:t xml:space="preserve">各要素の符号を反転</w:t>
+      </w:r>
+      <w:r>
+        <w:br/>
       </w:r>
       <w:r>
         <w:br/>
@@ -12248,7 +12383,7 @@
       </w:r>
     </w:p>
     <w:bookmarkEnd w:id="66"/>
-    <w:bookmarkStart w:id="67" w:name="問題14-4-関数ポインタ配列を使った計算機"/>
+    <w:bookmarkStart w:id="67" w:name="問題14-4-関数ポインター配列を使った計算機"/>
     <w:p>
       <w:pPr>
         <w:pStyle w:val="3"/>
@@ -12266,7 +12401,7 @@
         <w:rPr>
           <w:rFonts w:hint="eastAsia"/>
         </w:rPr>
-        <w:t xml:space="preserve">関数ポインタ配列を使った計算機</w:t>
+        <w:t xml:space="preserve">関数ポインター配列を使った計算機</w:t>
       </w:r>
     </w:p>
     <w:p>
@@ -12277,7 +12412,7 @@
         <w:rPr>
           <w:rFonts w:hint="eastAsia"/>
         </w:rPr>
-        <w:t xml:space="preserve">関数ポインタ配列を使用した計算機プログラムを作成してください。</w:t>
+        <w:t xml:space="preserve">関数ポインター配列を使用した計算機プログラムを作成してください。</w:t>
       </w:r>
     </w:p>
     <w:p>
@@ -12298,22 +12433,22 @@
         <w:pStyle w:val="Compact"/>
         <w:numPr>
           <w:ilvl w:val="0"/>
-          <w:numId w:val="1032"/>
-        </w:numPr>
-      </w:pPr>
-      <w:r>
-        <w:rPr>
-          <w:rFonts w:hint="eastAsia"/>
-        </w:rPr>
-        <w:t xml:space="preserve">関数ポインタの配列を定義</w:t>
-      </w:r>
-    </w:p>
-    <w:p>
-      <w:pPr>
-        <w:pStyle w:val="Compact"/>
-        <w:numPr>
-          <w:ilvl w:val="0"/>
-          <w:numId w:val="1032"/>
+          <w:numId w:val="1038"/>
+        </w:numPr>
+      </w:pPr>
+      <w:r>
+        <w:rPr>
+          <w:rFonts w:hint="eastAsia"/>
+        </w:rPr>
+        <w:t xml:space="preserve">関数ポインターの配列を定義</w:t>
+      </w:r>
+    </w:p>
+    <w:p>
+      <w:pPr>
+        <w:pStyle w:val="Compact"/>
+        <w:numPr>
+          <w:ilvl w:val="0"/>
+          <w:numId w:val="1038"/>
         </w:numPr>
       </w:pPr>
       <w:r>
@@ -12328,7 +12463,7 @@
         <w:pStyle w:val="Compact"/>
         <w:numPr>
           <w:ilvl w:val="0"/>
-          <w:numId w:val="1032"/>
+          <w:numId w:val="1038"/>
         </w:numPr>
       </w:pPr>
       <w:r>
@@ -12343,7 +12478,7 @@
         <w:pStyle w:val="Compact"/>
         <w:numPr>
           <w:ilvl w:val="0"/>
-          <w:numId w:val="1032"/>
+          <w:numId w:val="1038"/>
         </w:numPr>
       </w:pPr>
       <w:r>
@@ -12358,7 +12493,7 @@
         <w:pStyle w:val="Compact"/>
         <w:numPr>
           <w:ilvl w:val="0"/>
-          <w:numId w:val="1032"/>
+          <w:numId w:val="1038"/>
         </w:numPr>
       </w:pPr>
       <w:r>
@@ -12386,7 +12521,7 @@
         <w:pStyle w:val="Compact"/>
         <w:numPr>
           <w:ilvl w:val="0"/>
-          <w:numId w:val="1033"/>
+          <w:numId w:val="1039"/>
         </w:numPr>
       </w:pPr>
       <w:r>
@@ -12401,7 +12536,7 @@
         <w:pStyle w:val="Compact"/>
         <w:numPr>
           <w:ilvl w:val="0"/>
-          <w:numId w:val="1033"/>
+          <w:numId w:val="1039"/>
         </w:numPr>
       </w:pPr>
       <w:r>
@@ -12439,7 +12574,7 @@
           <w:rStyle w:val="VerbatimChar"/>
           <w:rFonts w:hint="eastAsia"/>
         </w:rPr>
-        <w:t xml:space="preserve">関数ポインタ配列計算機</w:t>
+        <w:t xml:space="preserve">関数ポインター配列計算機</w:t>
       </w:r>
       <w:r>
         <w:rPr>
@@ -12692,6 +12827,9 @@
         <w:br/>
       </w:r>
       <w:r>
+        <w:br/>
+      </w:r>
+      <w:r>
         <w:rPr>
           <w:rStyle w:val="VerbatimChar"/>
         </w:rPr>
@@ -12746,6 +12884,9 @@
           <w:rStyle w:val="VerbatimChar"/>
         </w:rPr>
         <w:t xml:space="preserve"> 2</w:t>
+      </w:r>
+      <w:r>
+        <w:br/>
       </w:r>
       <w:r>
         <w:br/>
@@ -12953,7 +13094,7 @@
         <w:rPr>
           <w:rFonts w:hint="eastAsia"/>
         </w:rPr>
-        <w:t xml:space="preserve">異なるソートアルゴリズムを関数ポインタで切り替えるシステムを作成してください。</w:t>
+        <w:t xml:space="preserve">異なるソートアルゴリズムを関数ポインターで切り替えるシステムを作成してください。</w:t>
       </w:r>
     </w:p>
     <w:p>
@@ -12974,7 +13115,7 @@
         <w:pStyle w:val="Compact"/>
         <w:numPr>
           <w:ilvl w:val="0"/>
-          <w:numId w:val="1034"/>
+          <w:numId w:val="1040"/>
         </w:numPr>
       </w:pPr>
       <w:r>
@@ -12989,22 +13130,22 @@
         <w:pStyle w:val="Compact"/>
         <w:numPr>
           <w:ilvl w:val="0"/>
-          <w:numId w:val="1034"/>
-        </w:numPr>
-      </w:pPr>
-      <w:r>
-        <w:rPr>
-          <w:rFonts w:hint="eastAsia"/>
-        </w:rPr>
-        <w:t xml:space="preserve">比較関数も関数ポインタで指定（昇順/降順）</w:t>
-      </w:r>
-    </w:p>
-    <w:p>
-      <w:pPr>
-        <w:pStyle w:val="Compact"/>
-        <w:numPr>
-          <w:ilvl w:val="0"/>
-          <w:numId w:val="1034"/>
+          <w:numId w:val="1040"/>
+        </w:numPr>
+      </w:pPr>
+      <w:r>
+        <w:rPr>
+          <w:rFonts w:hint="eastAsia"/>
+        </w:rPr>
+        <w:t xml:space="preserve">比較関数も関数ポインターで指定（昇順/降順）</w:t>
+      </w:r>
+    </w:p>
+    <w:p>
+      <w:pPr>
+        <w:pStyle w:val="Compact"/>
+        <w:numPr>
+          <w:ilvl w:val="0"/>
+          <w:numId w:val="1040"/>
         </w:numPr>
       </w:pPr>
       <w:r>
@@ -13019,7 +13160,7 @@
         <w:pStyle w:val="Compact"/>
         <w:numPr>
           <w:ilvl w:val="0"/>
-          <w:numId w:val="1034"/>
+          <w:numId w:val="1040"/>
         </w:numPr>
       </w:pPr>
       <w:r>
@@ -13097,6 +13238,9 @@
         <w:br/>
       </w:r>
       <w:r>
+        <w:br/>
+      </w:r>
+      <w:r>
         <w:rPr>
           <w:rStyle w:val="VerbatimChar"/>
         </w:rPr>
@@ -13138,6 +13282,9 @@
         <w:br/>
       </w:r>
       <w:r>
+        <w:br/>
+      </w:r>
+      <w:r>
         <w:rPr>
           <w:rStyle w:val="VerbatimChar"/>
           <w:rFonts w:hint="eastAsia"/>
@@ -13167,6 +13314,9 @@
         <w:br/>
       </w:r>
       <w:r>
+        <w:br/>
+      </w:r>
+      <w:r>
         <w:rPr>
           <w:rStyle w:val="VerbatimChar"/>
         </w:rPr>
@@ -13194,6 +13344,9 @@
           <w:rFonts w:hint="eastAsia"/>
         </w:rPr>
         <w:t xml:space="preserve">降順</w:t>
+      </w:r>
+      <w:r>
+        <w:br/>
       </w:r>
       <w:r>
         <w:br/>
@@ -13464,7 +13617,7 @@
         <w:pStyle w:val="Compact"/>
         <w:numPr>
           <w:ilvl w:val="0"/>
-          <w:numId w:val="1035"/>
+          <w:numId w:val="1041"/>
         </w:numPr>
       </w:pPr>
       <w:r>
@@ -13479,7 +13632,7 @@
         <w:pStyle w:val="Compact"/>
         <w:numPr>
           <w:ilvl w:val="0"/>
-          <w:numId w:val="1035"/>
+          <w:numId w:val="1041"/>
         </w:numPr>
       </w:pPr>
       <w:r>
@@ -13494,7 +13647,7 @@
         <w:pStyle w:val="Compact"/>
         <w:numPr>
           <w:ilvl w:val="0"/>
-          <w:numId w:val="1035"/>
+          <w:numId w:val="1041"/>
         </w:numPr>
       </w:pPr>
       <w:r>
@@ -13509,7 +13662,7 @@
         <w:pStyle w:val="Compact"/>
         <w:numPr>
           <w:ilvl w:val="0"/>
-          <w:numId w:val="1035"/>
+          <w:numId w:val="1041"/>
         </w:numPr>
       </w:pPr>
       <w:r>
@@ -13948,7 +14101,7 @@
         <w:pStyle w:val="Compact"/>
         <w:numPr>
           <w:ilvl w:val="0"/>
-          <w:numId w:val="1036"/>
+          <w:numId w:val="1042"/>
         </w:numPr>
       </w:pPr>
       <w:r>
@@ -13963,7 +14116,7 @@
         <w:pStyle w:val="Compact"/>
         <w:numPr>
           <w:ilvl w:val="0"/>
-          <w:numId w:val="1036"/>
+          <w:numId w:val="1042"/>
         </w:numPr>
       </w:pPr>
       <w:r>
@@ -14008,7 +14161,7 @@
         <w:pStyle w:val="Compact"/>
         <w:numPr>
           <w:ilvl w:val="0"/>
-          <w:numId w:val="1036"/>
+          <w:numId w:val="1042"/>
         </w:numPr>
       </w:pPr>
       <w:r>
@@ -14023,7 +14176,7 @@
         <w:pStyle w:val="Compact"/>
         <w:numPr>
           <w:ilvl w:val="0"/>
-          <w:numId w:val="1036"/>
+          <w:numId w:val="1042"/>
         </w:numPr>
       </w:pPr>
       <w:r>
@@ -14038,7 +14191,7 @@
         <w:pStyle w:val="Compact"/>
         <w:numPr>
           <w:ilvl w:val="0"/>
-          <w:numId w:val="1036"/>
+          <w:numId w:val="1042"/>
         </w:numPr>
       </w:pPr>
       <w:r>
@@ -14281,7 +14434,7 @@
         <w:t xml:space="preserve">学習のポイント</w:t>
       </w:r>
     </w:p>
-    <w:bookmarkStart w:id="76" w:name="関数ポインタの基本"/>
+    <w:bookmarkStart w:id="76" w:name="関数ポインターの基本"/>
     <w:p>
       <w:pPr>
         <w:pStyle w:val="3"/>
@@ -14290,15 +14443,15 @@
         <w:rPr>
           <w:rFonts w:hint="eastAsia"/>
         </w:rPr>
-        <w:t xml:space="preserve">関数ポインタの基本</w:t>
-      </w:r>
-    </w:p>
-    <w:p>
-      <w:pPr>
-        <w:pStyle w:val="Compact"/>
-        <w:numPr>
-          <w:ilvl w:val="0"/>
-          <w:numId w:val="1037"/>
+        <w:t xml:space="preserve">関数ポインターの基本</w:t>
+      </w:r>
+    </w:p>
+    <w:p>
+      <w:pPr>
+        <w:pStyle w:val="Compact"/>
+        <w:numPr>
+          <w:ilvl w:val="0"/>
+          <w:numId w:val="1043"/>
         </w:numPr>
       </w:pPr>
       <w:r>
@@ -14327,7 +14480,7 @@
         <w:pStyle w:val="Compact"/>
         <w:numPr>
           <w:ilvl w:val="0"/>
-          <w:numId w:val="1037"/>
+          <w:numId w:val="1043"/>
         </w:numPr>
       </w:pPr>
       <w:r>
@@ -14356,7 +14509,7 @@
         <w:pStyle w:val="Compact"/>
         <w:numPr>
           <w:ilvl w:val="0"/>
-          <w:numId w:val="1037"/>
+          <w:numId w:val="1043"/>
         </w:numPr>
       </w:pPr>
       <w:r>
@@ -14385,7 +14538,7 @@
         <w:pStyle w:val="Compact"/>
         <w:numPr>
           <w:ilvl w:val="0"/>
-          <w:numId w:val="1037"/>
+          <w:numId w:val="1043"/>
         </w:numPr>
       </w:pPr>
       <w:r>
@@ -14427,7 +14580,7 @@
         <w:pStyle w:val="Compact"/>
         <w:numPr>
           <w:ilvl w:val="0"/>
-          <w:numId w:val="1038"/>
+          <w:numId w:val="1044"/>
         </w:numPr>
       </w:pPr>
       <w:r>
@@ -14453,7 +14606,7 @@
         <w:pStyle w:val="Compact"/>
         <w:numPr>
           <w:ilvl w:val="0"/>
-          <w:numId w:val="1038"/>
+          <w:numId w:val="1044"/>
         </w:numPr>
       </w:pPr>
       <w:r>
@@ -14479,7 +14632,7 @@
         <w:pStyle w:val="Compact"/>
         <w:numPr>
           <w:ilvl w:val="0"/>
-          <w:numId w:val="1038"/>
+          <w:numId w:val="1044"/>
         </w:numPr>
       </w:pPr>
       <w:r>
@@ -14497,7 +14650,7 @@
         <w:rPr>
           <w:rFonts w:hint="eastAsia"/>
         </w:rPr>
-        <w:t xml:space="preserve">関数ポインタを引数に取る関数の実装</w:t>
+        <w:t xml:space="preserve">関数ポインターを引数に取る関数の実装</w:t>
       </w:r>
     </w:p>
     <w:bookmarkEnd w:id="77"/>
@@ -14518,7 +14671,7 @@
         <w:pStyle w:val="Compact"/>
         <w:numPr>
           <w:ilvl w:val="0"/>
-          <w:numId w:val="1039"/>
+          <w:numId w:val="1045"/>
         </w:numPr>
       </w:pPr>
       <w:r>
@@ -14536,15 +14689,15 @@
         <w:rPr>
           <w:rFonts w:hint="eastAsia"/>
         </w:rPr>
-        <w:t xml:space="preserve">構造体による関数ポインタ管理</w:t>
-      </w:r>
-    </w:p>
-    <w:p>
-      <w:pPr>
-        <w:pStyle w:val="Compact"/>
-        <w:numPr>
-          <w:ilvl w:val="0"/>
-          <w:numId w:val="1039"/>
+        <w:t xml:space="preserve">構造体による関数ポインター管理</w:t>
+      </w:r>
+    </w:p>
+    <w:p>
+      <w:pPr>
+        <w:pStyle w:val="Compact"/>
+        <w:numPr>
+          <w:ilvl w:val="0"/>
+          <w:numId w:val="1045"/>
         </w:numPr>
       </w:pPr>
       <w:r>
@@ -14561,15 +14714,15 @@
         <w:rPr>
           <w:rFonts w:hint="eastAsia"/>
         </w:rPr>
-        <w:t xml:space="preserve">無効な関数ポインタの検出</w:t>
-      </w:r>
-    </w:p>
-    <w:p>
-      <w:pPr>
-        <w:pStyle w:val="Compact"/>
-        <w:numPr>
-          <w:ilvl w:val="0"/>
-          <w:numId w:val="1039"/>
+        <w:t xml:space="preserve">無効な関数ポインターの検出</w:t>
+      </w:r>
+    </w:p>
+    <w:p>
+      <w:pPr>
+        <w:pStyle w:val="Compact"/>
+        <w:numPr>
+          <w:ilvl w:val="0"/>
+          <w:numId w:val="1045"/>
         </w:numPr>
       </w:pPr>
       <w:r>
@@ -14587,15 +14740,15 @@
         <w:rPr>
           <w:rFonts w:hint="eastAsia"/>
         </w:rPr>
-        <w:t xml:space="preserve">関数ポインタによる状態遷移</w:t>
-      </w:r>
-    </w:p>
-    <w:p>
-      <w:pPr>
-        <w:pStyle w:val="Compact"/>
-        <w:numPr>
-          <w:ilvl w:val="0"/>
-          <w:numId w:val="1039"/>
+        <w:t xml:space="preserve">関数ポインターによる状態遷移</w:t>
+      </w:r>
+    </w:p>
+    <w:p>
+      <w:pPr>
+        <w:pStyle w:val="Compact"/>
+        <w:numPr>
+          <w:ilvl w:val="0"/>
+          <w:numId w:val="1045"/>
         </w:numPr>
       </w:pPr>
       <w:r>
@@ -14613,7 +14766,7 @@
         <w:rPr>
           <w:rFonts w:hint="eastAsia"/>
         </w:rPr>
-        <w:t xml:space="preserve">関数ポインタ使用時のオーバーヘッド考慮</w:t>
+        <w:t xml:space="preserve">関数ポインター使用時のオーバーヘッド考慮</w:t>
       </w:r>
     </w:p>
     <w:bookmarkEnd w:id="78"/>
@@ -14635,22 +14788,22 @@
         <w:pStyle w:val="Compact"/>
         <w:numPr>
           <w:ilvl w:val="0"/>
-          <w:numId w:val="1040"/>
-        </w:numPr>
-      </w:pPr>
-      <w:r>
-        <w:rPr>
-          <w:rFonts w:hint="eastAsia"/>
-        </w:rPr>
-        <w:t xml:space="preserve">関数ポインタは初期化前に使用しない</w:t>
-      </w:r>
-    </w:p>
-    <w:p>
-      <w:pPr>
-        <w:pStyle w:val="Compact"/>
-        <w:numPr>
-          <w:ilvl w:val="0"/>
-          <w:numId w:val="1040"/>
+          <w:numId w:val="1046"/>
+        </w:numPr>
+      </w:pPr>
+      <w:r>
+        <w:rPr>
+          <w:rFonts w:hint="eastAsia"/>
+        </w:rPr>
+        <w:t xml:space="preserve">関数ポインターは初期化前に使用しない</w:t>
+      </w:r>
+    </w:p>
+    <w:p>
+      <w:pPr>
+        <w:pStyle w:val="Compact"/>
+        <w:numPr>
+          <w:ilvl w:val="0"/>
+          <w:numId w:val="1046"/>
         </w:numPr>
       </w:pPr>
       <w:r>
@@ -14665,7 +14818,7 @@
         <w:pStyle w:val="Compact"/>
         <w:numPr>
           <w:ilvl w:val="0"/>
-          <w:numId w:val="1040"/>
+          <w:numId w:val="1046"/>
         </w:numPr>
       </w:pPr>
       <w:r>
@@ -14675,15 +14828,15 @@
         <w:rPr>
           <w:rFonts w:hint="eastAsia"/>
         </w:rPr>
-        <w:t xml:space="preserve">ポインタチェックを忘れずに</w:t>
-      </w:r>
-    </w:p>
-    <w:p>
-      <w:pPr>
-        <w:pStyle w:val="Compact"/>
-        <w:numPr>
-          <w:ilvl w:val="0"/>
-          <w:numId w:val="1040"/>
+        <w:t xml:space="preserve">ポインターチェックを忘れずに</w:t>
+      </w:r>
+    </w:p>
+    <w:p>
+      <w:pPr>
+        <w:pStyle w:val="Compact"/>
+        <w:numPr>
+          <w:ilvl w:val="0"/>
+          <w:numId w:val="1046"/>
         </w:numPr>
       </w:pPr>
       <w:r>
@@ -14722,7 +14875,7 @@
         <w:pStyle w:val="Compact"/>
         <w:numPr>
           <w:ilvl w:val="0"/>
-          <w:numId w:val="1041"/>
+          <w:numId w:val="1047"/>
         </w:numPr>
       </w:pPr>
       <w:r>
@@ -14741,7 +14894,7 @@
         <w:pStyle w:val="Compact"/>
         <w:numPr>
           <w:ilvl w:val="0"/>
-          <w:numId w:val="1041"/>
+          <w:numId w:val="1047"/>
         </w:numPr>
       </w:pPr>
       <w:r>
@@ -14767,7 +14920,7 @@
         <w:pStyle w:val="Compact"/>
         <w:numPr>
           <w:ilvl w:val="0"/>
-          <w:numId w:val="1041"/>
+          <w:numId w:val="1047"/>
         </w:numPr>
       </w:pPr>
       <w:r>
@@ -14802,7 +14955,7 @@
         <w:pStyle w:val="Compact"/>
         <w:numPr>
           <w:ilvl w:val="0"/>
-          <w:numId w:val="1041"/>
+          <w:numId w:val="1047"/>
         </w:numPr>
       </w:pPr>
       <w:r>
@@ -14922,7 +15075,7 @@
         <w:pStyle w:val="Compact"/>
         <w:numPr>
           <w:ilvl w:val="0"/>
-          <w:numId w:val="1042"/>
+          <w:numId w:val="1048"/>
         </w:numPr>
       </w:pPr>
       <w:r>
@@ -14937,7 +15090,7 @@
         <w:pStyle w:val="Compact"/>
         <w:numPr>
           <w:ilvl w:val="0"/>
-          <w:numId w:val="1042"/>
+          <w:numId w:val="1048"/>
         </w:numPr>
       </w:pPr>
       <w:r>
@@ -14952,7 +15105,7 @@
         <w:pStyle w:val="Compact"/>
         <w:numPr>
           <w:ilvl w:val="0"/>
-          <w:numId w:val="1042"/>
+          <w:numId w:val="1048"/>
         </w:numPr>
       </w:pPr>
       <w:r>
@@ -14967,7 +15120,7 @@
         <w:pStyle w:val="Compact"/>
         <w:numPr>
           <w:ilvl w:val="0"/>
-          <w:numId w:val="1042"/>
+          <w:numId w:val="1048"/>
         </w:numPr>
       </w:pPr>
       <w:r>
@@ -15040,7 +15193,7 @@
         <w:pStyle w:val="Compact"/>
         <w:numPr>
           <w:ilvl w:val="0"/>
-          <w:numId w:val="1043"/>
+          <w:numId w:val="1049"/>
         </w:numPr>
       </w:pPr>
       <w:r>
@@ -15055,7 +15208,7 @@
         <w:pStyle w:val="Compact"/>
         <w:numPr>
           <w:ilvl w:val="0"/>
-          <w:numId w:val="1043"/>
+          <w:numId w:val="1049"/>
         </w:numPr>
       </w:pPr>
       <w:r>
@@ -15070,7 +15223,7 @@
         <w:pStyle w:val="Compact"/>
         <w:numPr>
           <w:ilvl w:val="0"/>
-          <w:numId w:val="1043"/>
+          <w:numId w:val="1049"/>
         </w:numPr>
       </w:pPr>
       <w:r>
@@ -15085,7 +15238,7 @@
         <w:pStyle w:val="Compact"/>
         <w:numPr>
           <w:ilvl w:val="0"/>
-          <w:numId w:val="1043"/>
+          <w:numId w:val="1049"/>
         </w:numPr>
       </w:pPr>
       <w:r>
@@ -15113,7 +15266,7 @@
         <w:pStyle w:val="Compact"/>
         <w:numPr>
           <w:ilvl w:val="0"/>
-          <w:numId w:val="1044"/>
+          <w:numId w:val="1050"/>
         </w:numPr>
       </w:pPr>
       <w:r>
@@ -15128,7 +15281,7 @@
         <w:pStyle w:val="Compact"/>
         <w:numPr>
           <w:ilvl w:val="0"/>
-          <w:numId w:val="1044"/>
+          <w:numId w:val="1050"/>
         </w:numPr>
       </w:pPr>
       <w:r>
@@ -15143,7 +15296,7 @@
         <w:pStyle w:val="Compact"/>
         <w:numPr>
           <w:ilvl w:val="0"/>
-          <w:numId w:val="1044"/>
+          <w:numId w:val="1050"/>
         </w:numPr>
       </w:pPr>
       <w:r>
@@ -15158,7 +15311,7 @@
         <w:pStyle w:val="Compact"/>
         <w:numPr>
           <w:ilvl w:val="0"/>
-          <w:numId w:val="1044"/>
+          <w:numId w:val="1050"/>
         </w:numPr>
       </w:pPr>
       <w:r>
@@ -15231,6 +15384,9 @@
         <w:br/>
       </w:r>
       <w:r>
+        <w:br/>
+      </w:r>
+      <w:r>
         <w:rPr>
           <w:rStyle w:val="VerbatimChar"/>
         </w:rPr>
@@ -15296,6 +15452,9 @@
           <w:rFonts w:hint="eastAsia"/>
         </w:rPr>
         <w:t xml:space="preserve">3.0）:</w:t>
+      </w:r>
+      <w:r>
+        <w:br/>
       </w:r>
       <w:r>
         <w:br/>
@@ -15600,7 +15759,7 @@
         <w:pStyle w:val="Compact"/>
         <w:numPr>
           <w:ilvl w:val="0"/>
-          <w:numId w:val="1045"/>
+          <w:numId w:val="1051"/>
         </w:numPr>
       </w:pPr>
       <w:r>
@@ -15618,7 +15777,7 @@
         <w:pStyle w:val="Compact"/>
         <w:numPr>
           <w:ilvl w:val="0"/>
-          <w:numId w:val="1045"/>
+          <w:numId w:val="1051"/>
         </w:numPr>
       </w:pPr>
       <w:r>
@@ -15633,7 +15792,7 @@
         <w:pStyle w:val="Compact"/>
         <w:numPr>
           <w:ilvl w:val="0"/>
-          <w:numId w:val="1045"/>
+          <w:numId w:val="1051"/>
         </w:numPr>
       </w:pPr>
       <w:r>
@@ -15648,7 +15807,7 @@
         <w:pStyle w:val="Compact"/>
         <w:numPr>
           <w:ilvl w:val="0"/>
-          <w:numId w:val="1045"/>
+          <w:numId w:val="1051"/>
         </w:numPr>
       </w:pPr>
       <w:r>
@@ -15676,7 +15835,7 @@
         <w:pStyle w:val="Compact"/>
         <w:numPr>
           <w:ilvl w:val="0"/>
-          <w:numId w:val="1046"/>
+          <w:numId w:val="1052"/>
         </w:numPr>
       </w:pPr>
       <w:r>
@@ -15703,7 +15862,7 @@
         <w:pStyle w:val="Compact"/>
         <w:numPr>
           <w:ilvl w:val="0"/>
-          <w:numId w:val="1046"/>
+          <w:numId w:val="1052"/>
         </w:numPr>
       </w:pPr>
       <w:r>
@@ -15730,7 +15889,7 @@
         <w:pStyle w:val="Compact"/>
         <w:numPr>
           <w:ilvl w:val="0"/>
-          <w:numId w:val="1046"/>
+          <w:numId w:val="1052"/>
         </w:numPr>
       </w:pPr>
       <w:r>
@@ -15757,7 +15916,7 @@
         <w:pStyle w:val="Compact"/>
         <w:numPr>
           <w:ilvl w:val="0"/>
-          <w:numId w:val="1046"/>
+          <w:numId w:val="1052"/>
         </w:numPr>
       </w:pPr>
       <w:r>
@@ -15865,7 +16024,7 @@
           <w:rStyle w:val="VerbatimChar"/>
           <w:rFonts w:hint="eastAsia"/>
         </w:rPr>
-        <w:t xml:space="preserve">解放完了（ポインタはNULLにリセット）</w:t>
+        <w:t xml:space="preserve">解放完了（ポインターはNULLにリセット）</w:t>
       </w:r>
       <w:r>
         <w:br/>
@@ -16074,6 +16233,9 @@
           <w:rStyle w:val="VerbatimChar"/>
         </w:rPr>
         <w:t xml:space="preserve"> 256 バイト (1ブロック)</w:t>
+      </w:r>
+      <w:r>
+        <w:br/>
       </w:r>
       <w:r>
         <w:br/>
@@ -16178,7 +16340,7 @@
         <w:pStyle w:val="Compact"/>
         <w:numPr>
           <w:ilvl w:val="0"/>
-          <w:numId w:val="1047"/>
+          <w:numId w:val="1053"/>
         </w:numPr>
       </w:pPr>
       <w:r>
@@ -16193,7 +16355,7 @@
         <w:pStyle w:val="Compact"/>
         <w:numPr>
           <w:ilvl w:val="0"/>
-          <w:numId w:val="1047"/>
+          <w:numId w:val="1053"/>
         </w:numPr>
       </w:pPr>
       <w:r>
@@ -16208,7 +16370,7 @@
         <w:pStyle w:val="Compact"/>
         <w:numPr>
           <w:ilvl w:val="0"/>
-          <w:numId w:val="1047"/>
+          <w:numId w:val="1053"/>
         </w:numPr>
       </w:pPr>
       <w:r>
@@ -16223,7 +16385,7 @@
         <w:pStyle w:val="Compact"/>
         <w:numPr>
           <w:ilvl w:val="0"/>
-          <w:numId w:val="1047"/>
+          <w:numId w:val="1053"/>
         </w:numPr>
       </w:pPr>
       <w:r>
@@ -16251,7 +16413,7 @@
         <w:pStyle w:val="Compact"/>
         <w:numPr>
           <w:ilvl w:val="0"/>
-          <w:numId w:val="1048"/>
+          <w:numId w:val="1054"/>
         </w:numPr>
       </w:pPr>
       <w:r>
@@ -16266,7 +16428,7 @@
         <w:pStyle w:val="Compact"/>
         <w:numPr>
           <w:ilvl w:val="0"/>
-          <w:numId w:val="1048"/>
+          <w:numId w:val="1054"/>
         </w:numPr>
       </w:pPr>
       <w:r>
@@ -16281,7 +16443,7 @@
         <w:pStyle w:val="Compact"/>
         <w:numPr>
           <w:ilvl w:val="0"/>
-          <w:numId w:val="1048"/>
+          <w:numId w:val="1054"/>
         </w:numPr>
       </w:pPr>
       <w:r>
@@ -16296,7 +16458,7 @@
         <w:pStyle w:val="Compact"/>
         <w:numPr>
           <w:ilvl w:val="0"/>
-          <w:numId w:val="1048"/>
+          <w:numId w:val="1054"/>
         </w:numPr>
       </w:pPr>
       <w:r>
@@ -16569,6 +16731,9 @@
           <w:rFonts w:hint="eastAsia"/>
         </w:rPr>
         <w:t xml:space="preserve">パフォーマンステスト（1000回の割り当て/解放）:</w:t>
+      </w:r>
+      <w:r>
+        <w:br/>
       </w:r>
       <w:r>
         <w:br/>
@@ -16717,7 +16882,7 @@
         <w:pStyle w:val="Compact"/>
         <w:numPr>
           <w:ilvl w:val="0"/>
-          <w:numId w:val="1049"/>
+          <w:numId w:val="1055"/>
         </w:numPr>
       </w:pPr>
       <w:r>
@@ -16732,7 +16897,7 @@
         <w:pStyle w:val="Compact"/>
         <w:numPr>
           <w:ilvl w:val="0"/>
-          <w:numId w:val="1049"/>
+          <w:numId w:val="1055"/>
         </w:numPr>
       </w:pPr>
       <w:r>
@@ -16747,7 +16912,7 @@
         <w:pStyle w:val="Compact"/>
         <w:numPr>
           <w:ilvl w:val="0"/>
-          <w:numId w:val="1049"/>
+          <w:numId w:val="1055"/>
         </w:numPr>
       </w:pPr>
       <w:r>
@@ -16762,7 +16927,7 @@
         <w:pStyle w:val="Compact"/>
         <w:numPr>
           <w:ilvl w:val="0"/>
-          <w:numId w:val="1049"/>
+          <w:numId w:val="1055"/>
         </w:numPr>
       </w:pPr>
       <w:r>
@@ -16777,7 +16942,7 @@
         <w:pStyle w:val="Compact"/>
         <w:numPr>
           <w:ilvl w:val="0"/>
-          <w:numId w:val="1049"/>
+          <w:numId w:val="1055"/>
         </w:numPr>
       </w:pPr>
       <w:r>
@@ -16805,7 +16970,7 @@
         <w:pStyle w:val="Compact"/>
         <w:numPr>
           <w:ilvl w:val="0"/>
-          <w:numId w:val="1050"/>
+          <w:numId w:val="1056"/>
         </w:numPr>
       </w:pPr>
       <w:r>
@@ -16832,7 +16997,7 @@
         <w:pStyle w:val="Compact"/>
         <w:numPr>
           <w:ilvl w:val="0"/>
-          <w:numId w:val="1050"/>
+          <w:numId w:val="1056"/>
         </w:numPr>
       </w:pPr>
       <w:r>
@@ -16859,7 +17024,7 @@
         <w:pStyle w:val="Compact"/>
         <w:numPr>
           <w:ilvl w:val="0"/>
-          <w:numId w:val="1050"/>
+          <w:numId w:val="1056"/>
         </w:numPr>
       </w:pPr>
       <w:r>
@@ -16886,7 +17051,7 @@
         <w:pStyle w:val="Compact"/>
         <w:numPr>
           <w:ilvl w:val="0"/>
-          <w:numId w:val="1050"/>
+          <w:numId w:val="1056"/>
         </w:numPr>
       </w:pPr>
       <w:r>
@@ -16913,7 +17078,7 @@
         <w:pStyle w:val="Compact"/>
         <w:numPr>
           <w:ilvl w:val="0"/>
-          <w:numId w:val="1050"/>
+          <w:numId w:val="1056"/>
         </w:numPr>
       </w:pPr>
       <w:r>
@@ -17356,7 +17521,7 @@
         <w:pStyle w:val="Compact"/>
         <w:numPr>
           <w:ilvl w:val="0"/>
-          <w:numId w:val="1051"/>
+          <w:numId w:val="1057"/>
         </w:numPr>
       </w:pPr>
       <w:r>
@@ -17371,7 +17536,7 @@
         <w:pStyle w:val="Compact"/>
         <w:numPr>
           <w:ilvl w:val="0"/>
-          <w:numId w:val="1051"/>
+          <w:numId w:val="1057"/>
         </w:numPr>
       </w:pPr>
       <w:r>
@@ -17386,7 +17551,7 @@
         <w:pStyle w:val="Compact"/>
         <w:numPr>
           <w:ilvl w:val="0"/>
-          <w:numId w:val="1051"/>
+          <w:numId w:val="1057"/>
         </w:numPr>
       </w:pPr>
       <w:r>
@@ -17401,7 +17566,7 @@
         <w:pStyle w:val="Compact"/>
         <w:numPr>
           <w:ilvl w:val="0"/>
-          <w:numId w:val="1051"/>
+          <w:numId w:val="1057"/>
         </w:numPr>
       </w:pPr>
       <w:r>
@@ -17429,7 +17594,7 @@
         <w:pStyle w:val="Compact"/>
         <w:numPr>
           <w:ilvl w:val="0"/>
-          <w:numId w:val="1052"/>
+          <w:numId w:val="1058"/>
         </w:numPr>
       </w:pPr>
       <w:r>
@@ -17444,7 +17609,7 @@
         <w:pStyle w:val="Compact"/>
         <w:numPr>
           <w:ilvl w:val="0"/>
-          <w:numId w:val="1052"/>
+          <w:numId w:val="1058"/>
         </w:numPr>
       </w:pPr>
       <w:r>
@@ -17456,7 +17621,7 @@
         <w:pStyle w:val="Compact"/>
         <w:numPr>
           <w:ilvl w:val="0"/>
-          <w:numId w:val="1052"/>
+          <w:numId w:val="1058"/>
         </w:numPr>
       </w:pPr>
       <w:r>
@@ -17471,7 +17636,7 @@
         <w:pStyle w:val="Compact"/>
         <w:numPr>
           <w:ilvl w:val="0"/>
-          <w:numId w:val="1052"/>
+          <w:numId w:val="1058"/>
         </w:numPr>
       </w:pPr>
       <w:r>
@@ -17529,6 +17694,9 @@
           <w:rFonts w:hint="eastAsia"/>
         </w:rPr>
         <w:t xml:space="preserve">アロケーターを初期化中...</w:t>
+      </w:r>
+      <w:r>
+        <w:br/>
       </w:r>
       <w:r>
         <w:br/>
@@ -18167,7 +18335,7 @@
         <w:pStyle w:val="Compact"/>
         <w:numPr>
           <w:ilvl w:val="0"/>
-          <w:numId w:val="1053"/>
+          <w:numId w:val="1059"/>
         </w:numPr>
       </w:pPr>
       <w:r>
@@ -18191,7 +18359,7 @@
         <w:pStyle w:val="Compact"/>
         <w:numPr>
           <w:ilvl w:val="0"/>
-          <w:numId w:val="1053"/>
+          <w:numId w:val="1059"/>
         </w:numPr>
       </w:pPr>
       <w:r>
@@ -18206,7 +18374,7 @@
         <w:pStyle w:val="Compact"/>
         <w:numPr>
           <w:ilvl w:val="0"/>
-          <w:numId w:val="1053"/>
+          <w:numId w:val="1059"/>
         </w:numPr>
       </w:pPr>
       <w:r>
@@ -18221,7 +18389,7 @@
         <w:pStyle w:val="Compact"/>
         <w:numPr>
           <w:ilvl w:val="0"/>
-          <w:numId w:val="1053"/>
+          <w:numId w:val="1059"/>
         </w:numPr>
       </w:pPr>
       <w:r>
@@ -18249,7 +18417,7 @@
         <w:pStyle w:val="Compact"/>
         <w:numPr>
           <w:ilvl w:val="0"/>
-          <w:numId w:val="1054"/>
+          <w:numId w:val="1060"/>
         </w:numPr>
       </w:pPr>
       <w:r>
@@ -18264,7 +18432,7 @@
         <w:pStyle w:val="Compact"/>
         <w:numPr>
           <w:ilvl w:val="0"/>
-          <w:numId w:val="1054"/>
+          <w:numId w:val="1060"/>
         </w:numPr>
       </w:pPr>
       <w:r>
@@ -18279,7 +18447,7 @@
         <w:pStyle w:val="Compact"/>
         <w:numPr>
           <w:ilvl w:val="0"/>
-          <w:numId w:val="1054"/>
+          <w:numId w:val="1060"/>
         </w:numPr>
       </w:pPr>
       <w:r>
@@ -18294,7 +18462,7 @@
         <w:pStyle w:val="Compact"/>
         <w:numPr>
           <w:ilvl w:val="0"/>
-          <w:numId w:val="1054"/>
+          <w:numId w:val="1060"/>
         </w:numPr>
       </w:pPr>
       <w:r>
@@ -18454,6 +18622,9 @@
         <w:br/>
       </w:r>
       <w:r>
+        <w:br/>
+      </w:r>
+      <w:r>
         <w:rPr>
           <w:rStyle w:val="VerbatimChar"/>
         </w:rPr>
@@ -18526,6 +18697,9 @@
         <w:br/>
       </w:r>
       <w:r>
+        <w:br/>
+      </w:r>
+      <w:r>
         <w:rPr>
           <w:rStyle w:val="VerbatimChar"/>
         </w:rPr>
@@ -18594,6 +18768,9 @@
           <w:rFonts w:hint="eastAsia"/>
         </w:rPr>
         <w:t xml:space="preserve">バルク操作（100要素一括挿入）:</w:t>
+      </w:r>
+      <w:r>
+        <w:br/>
       </w:r>
       <w:r>
         <w:br/>
@@ -18803,7 +18980,7 @@
         <w:pStyle w:val="Compact"/>
         <w:numPr>
           <w:ilvl w:val="0"/>
-          <w:numId w:val="1055"/>
+          <w:numId w:val="1061"/>
         </w:numPr>
       </w:pPr>
       <w:r>
@@ -18818,7 +18995,7 @@
         <w:pStyle w:val="Compact"/>
         <w:numPr>
           <w:ilvl w:val="0"/>
-          <w:numId w:val="1055"/>
+          <w:numId w:val="1061"/>
         </w:numPr>
       </w:pPr>
       <w:r>
@@ -18833,7 +19010,7 @@
         <w:pStyle w:val="Compact"/>
         <w:numPr>
           <w:ilvl w:val="0"/>
-          <w:numId w:val="1055"/>
+          <w:numId w:val="1061"/>
         </w:numPr>
       </w:pPr>
       <w:r>
@@ -18848,7 +19025,7 @@
         <w:pStyle w:val="Compact"/>
         <w:numPr>
           <w:ilvl w:val="0"/>
-          <w:numId w:val="1055"/>
+          <w:numId w:val="1061"/>
         </w:numPr>
       </w:pPr>
       <w:r>
@@ -19011,7 +19188,7 @@
         <w:rPr>
           <w:rStyle w:val="NormalTok"/>
         </w:rPr>
-        <w:t xml:space="preserve"> Green  </w:t>
+        <w:t xml:space="preserve"> Green</w:t>
       </w:r>
       <w:r>
         <w:br/>
@@ -19331,6 +19508,9 @@
           <w:rFonts w:hint="eastAsia"/>
         </w:rPr>
         <w:t xml:space="preserve">生成された関数:</w:t>
+      </w:r>
+      <w:r>
+        <w:br/>
       </w:r>
       <w:r>
         <w:br/>
@@ -19548,7 +19728,7 @@
         <w:pStyle w:val="Compact"/>
         <w:numPr>
           <w:ilvl w:val="0"/>
-          <w:numId w:val="1056"/>
+          <w:numId w:val="1062"/>
         </w:numPr>
       </w:pPr>
       <w:r>
@@ -19563,7 +19743,7 @@
         <w:pStyle w:val="Compact"/>
         <w:numPr>
           <w:ilvl w:val="0"/>
-          <w:numId w:val="1056"/>
+          <w:numId w:val="1062"/>
         </w:numPr>
       </w:pPr>
       <w:r>
@@ -19608,7 +19788,7 @@
         <w:pStyle w:val="Compact"/>
         <w:numPr>
           <w:ilvl w:val="0"/>
-          <w:numId w:val="1056"/>
+          <w:numId w:val="1062"/>
         </w:numPr>
       </w:pPr>
       <w:r>
@@ -19623,7 +19803,7 @@
         <w:pStyle w:val="Compact"/>
         <w:numPr>
           <w:ilvl w:val="0"/>
-          <w:numId w:val="1056"/>
+          <w:numId w:val="1062"/>
         </w:numPr>
       </w:pPr>
       <w:r>
@@ -19651,7 +19831,7 @@
         <w:pStyle w:val="Compact"/>
         <w:numPr>
           <w:ilvl w:val="0"/>
-          <w:numId w:val="1057"/>
+          <w:numId w:val="1063"/>
         </w:numPr>
       </w:pPr>
       <w:r>
@@ -19666,7 +19846,7 @@
         <w:pStyle w:val="Compact"/>
         <w:numPr>
           <w:ilvl w:val="0"/>
-          <w:numId w:val="1057"/>
+          <w:numId w:val="1063"/>
         </w:numPr>
       </w:pPr>
       <w:r>
@@ -19681,7 +19861,7 @@
         <w:pStyle w:val="Compact"/>
         <w:numPr>
           <w:ilvl w:val="0"/>
-          <w:numId w:val="1057"/>
+          <w:numId w:val="1063"/>
         </w:numPr>
       </w:pPr>
       <w:r>
@@ -19696,7 +19876,7 @@
         <w:pStyle w:val="Compact"/>
         <w:numPr>
           <w:ilvl w:val="0"/>
-          <w:numId w:val="1057"/>
+          <w:numId w:val="1063"/>
         </w:numPr>
       </w:pPr>
       <w:r>
@@ -19812,7 +19992,7 @@
         <w:pStyle w:val="Compact"/>
         <w:numPr>
           <w:ilvl w:val="0"/>
-          <w:numId w:val="1058"/>
+          <w:numId w:val="1064"/>
         </w:numPr>
       </w:pPr>
       <w:r>
@@ -19827,7 +20007,7 @@
         <w:pStyle w:val="Compact"/>
         <w:numPr>
           <w:ilvl w:val="0"/>
-          <w:numId w:val="1058"/>
+          <w:numId w:val="1064"/>
         </w:numPr>
       </w:pPr>
       <w:r>
@@ -19842,7 +20022,7 @@
         <w:pStyle w:val="Compact"/>
         <w:numPr>
           <w:ilvl w:val="0"/>
-          <w:numId w:val="1058"/>
+          <w:numId w:val="1064"/>
         </w:numPr>
       </w:pPr>
       <w:r>
@@ -19857,7 +20037,7 @@
         <w:pStyle w:val="Compact"/>
         <w:numPr>
           <w:ilvl w:val="0"/>
-          <w:numId w:val="1058"/>
+          <w:numId w:val="1064"/>
         </w:numPr>
       </w:pPr>
       <w:r>
@@ -19930,7 +20110,7 @@
         <w:pStyle w:val="Compact"/>
         <w:numPr>
           <w:ilvl w:val="0"/>
-          <w:numId w:val="1059"/>
+          <w:numId w:val="1065"/>
         </w:numPr>
       </w:pPr>
       <w:r>
@@ -19945,7 +20125,7 @@
         <w:pStyle w:val="Compact"/>
         <w:numPr>
           <w:ilvl w:val="0"/>
-          <w:numId w:val="1059"/>
+          <w:numId w:val="1065"/>
         </w:numPr>
       </w:pPr>
       <w:r>
@@ -19960,7 +20140,7 @@
         <w:pStyle w:val="Compact"/>
         <w:numPr>
           <w:ilvl w:val="0"/>
-          <w:numId w:val="1059"/>
+          <w:numId w:val="1065"/>
         </w:numPr>
       </w:pPr>
       <w:r>
@@ -19975,7 +20155,7 @@
         <w:pStyle w:val="Compact"/>
         <w:numPr>
           <w:ilvl w:val="0"/>
-          <w:numId w:val="1059"/>
+          <w:numId w:val="1065"/>
         </w:numPr>
       </w:pPr>
       <w:r>
@@ -20662,7 +20842,7 @@
         <w:pStyle w:val="Compact"/>
         <w:numPr>
           <w:ilvl w:val="0"/>
-          <w:numId w:val="1060"/>
+          <w:numId w:val="1066"/>
         </w:numPr>
       </w:pPr>
       <w:r>
@@ -20677,7 +20857,7 @@
         <w:pStyle w:val="Compact"/>
         <w:numPr>
           <w:ilvl w:val="0"/>
-          <w:numId w:val="1060"/>
+          <w:numId w:val="1066"/>
         </w:numPr>
       </w:pPr>
       <w:r>
@@ -20692,7 +20872,7 @@
         <w:pStyle w:val="Compact"/>
         <w:numPr>
           <w:ilvl w:val="0"/>
-          <w:numId w:val="1060"/>
+          <w:numId w:val="1066"/>
         </w:numPr>
       </w:pPr>
       <w:r>
@@ -20707,7 +20887,7 @@
         <w:pStyle w:val="Compact"/>
         <w:numPr>
           <w:ilvl w:val="0"/>
-          <w:numId w:val="1060"/>
+          <w:numId w:val="1066"/>
         </w:numPr>
       </w:pPr>
       <w:r>
@@ -21009,6 +21189,9 @@
           <w:rFonts w:hint="eastAsia"/>
         </w:rPr>
         <w:t xml:space="preserve">権限チェック:</w:t>
+      </w:r>
+      <w:r>
+        <w:br/>
       </w:r>
       <w:r>
         <w:br/>
@@ -21205,7 +21388,7 @@
         <w:pStyle w:val="Compact"/>
         <w:numPr>
           <w:ilvl w:val="0"/>
-          <w:numId w:val="1061"/>
+          <w:numId w:val="1067"/>
         </w:numPr>
       </w:pPr>
       <w:r>
@@ -21220,7 +21403,7 @@
         <w:pStyle w:val="Compact"/>
         <w:numPr>
           <w:ilvl w:val="0"/>
-          <w:numId w:val="1061"/>
+          <w:numId w:val="1067"/>
         </w:numPr>
       </w:pPr>
       <w:r>
@@ -21235,7 +21418,7 @@
         <w:pStyle w:val="Compact"/>
         <w:numPr>
           <w:ilvl w:val="0"/>
-          <w:numId w:val="1061"/>
+          <w:numId w:val="1067"/>
         </w:numPr>
       </w:pPr>
       <w:r>
@@ -21250,7 +21433,7 @@
         <w:pStyle w:val="Compact"/>
         <w:numPr>
           <w:ilvl w:val="0"/>
-          <w:numId w:val="1061"/>
+          <w:numId w:val="1067"/>
         </w:numPr>
       </w:pPr>
       <w:r>
@@ -21866,7 +22049,7 @@
         <w:pStyle w:val="Compact"/>
         <w:numPr>
           <w:ilvl w:val="0"/>
-          <w:numId w:val="1062"/>
+          <w:numId w:val="1068"/>
         </w:numPr>
       </w:pPr>
       <w:r>
@@ -21881,22 +22064,22 @@
         <w:pStyle w:val="Compact"/>
         <w:numPr>
           <w:ilvl w:val="0"/>
-          <w:numId w:val="1062"/>
-        </w:numPr>
-      </w:pPr>
-      <w:r>
-        <w:rPr>
-          <w:rFonts w:hint="eastAsia"/>
-        </w:rPr>
-        <w:t xml:space="preserve">すべてのポインタ操作でnullptrチェック</w:t>
-      </w:r>
-    </w:p>
-    <w:p>
-      <w:pPr>
-        <w:pStyle w:val="Compact"/>
-        <w:numPr>
-          <w:ilvl w:val="0"/>
-          <w:numId w:val="1062"/>
+          <w:numId w:val="1068"/>
+        </w:numPr>
+      </w:pPr>
+      <w:r>
+        <w:rPr>
+          <w:rFonts w:hint="eastAsia"/>
+        </w:rPr>
+        <w:t xml:space="preserve">すべてのポインター操作でnullptrチェック</w:t>
+      </w:r>
+    </w:p>
+    <w:p>
+      <w:pPr>
+        <w:pStyle w:val="Compact"/>
+        <w:numPr>
+          <w:ilvl w:val="0"/>
+          <w:numId w:val="1068"/>
         </w:numPr>
       </w:pPr>
       <w:r>
@@ -21911,7 +22094,7 @@
         <w:pStyle w:val="Compact"/>
         <w:numPr>
           <w:ilvl w:val="0"/>
-          <w:numId w:val="1062"/>
+          <w:numId w:val="1068"/>
         </w:numPr>
       </w:pPr>
       <w:r>
@@ -21939,7 +22122,7 @@
         <w:pStyle w:val="Compact"/>
         <w:numPr>
           <w:ilvl w:val="0"/>
-          <w:numId w:val="1063"/>
+          <w:numId w:val="1069"/>
         </w:numPr>
       </w:pPr>
       <w:r>
@@ -21954,7 +22137,7 @@
         <w:pStyle w:val="Compact"/>
         <w:numPr>
           <w:ilvl w:val="0"/>
-          <w:numId w:val="1063"/>
+          <w:numId w:val="1069"/>
         </w:numPr>
       </w:pPr>
       <w:r>
@@ -22224,6 +22407,9 @@
         <w:br/>
       </w:r>
       <w:r>
+        <w:br/>
+      </w:r>
+      <w:r>
         <w:rPr>
           <w:rStyle w:val="VerbatimChar"/>
         </w:rPr>
@@ -22364,7 +22550,7 @@
         <w:pStyle w:val="Compact"/>
         <w:numPr>
           <w:ilvl w:val="0"/>
-          <w:numId w:val="1064"/>
+          <w:numId w:val="1070"/>
         </w:numPr>
       </w:pPr>
       <w:r>
@@ -22379,7 +22565,7 @@
         <w:pStyle w:val="Compact"/>
         <w:numPr>
           <w:ilvl w:val="0"/>
-          <w:numId w:val="1064"/>
+          <w:numId w:val="1070"/>
         </w:numPr>
       </w:pPr>
       <w:r>
@@ -22394,7 +22580,7 @@
         <w:pStyle w:val="Compact"/>
         <w:numPr>
           <w:ilvl w:val="0"/>
-          <w:numId w:val="1064"/>
+          <w:numId w:val="1070"/>
         </w:numPr>
       </w:pPr>
       <w:r>
@@ -22409,7 +22595,7 @@
         <w:pStyle w:val="Compact"/>
         <w:numPr>
           <w:ilvl w:val="0"/>
-          <w:numId w:val="1064"/>
+          <w:numId w:val="1070"/>
         </w:numPr>
       </w:pPr>
       <w:r>
@@ -22816,7 +23002,7 @@
         <w:pStyle w:val="Compact"/>
         <w:numPr>
           <w:ilvl w:val="0"/>
-          <w:numId w:val="1065"/>
+          <w:numId w:val="1071"/>
         </w:numPr>
       </w:pPr>
       <w:r>
@@ -22831,7 +23017,7 @@
         <w:pStyle w:val="Compact"/>
         <w:numPr>
           <w:ilvl w:val="0"/>
-          <w:numId w:val="1065"/>
+          <w:numId w:val="1071"/>
         </w:numPr>
       </w:pPr>
       <w:r>
@@ -22846,22 +23032,22 @@
         <w:pStyle w:val="Compact"/>
         <w:numPr>
           <w:ilvl w:val="0"/>
-          <w:numId w:val="1065"/>
-        </w:numPr>
-      </w:pPr>
-      <w:r>
-        <w:rPr>
-          <w:rFonts w:hint="eastAsia"/>
-        </w:rPr>
-        <w:t xml:space="preserve">nullptrで安全なポインタ操作</w:t>
-      </w:r>
-    </w:p>
-    <w:p>
-      <w:pPr>
-        <w:pStyle w:val="Compact"/>
-        <w:numPr>
-          <w:ilvl w:val="0"/>
-          <w:numId w:val="1065"/>
+          <w:numId w:val="1071"/>
+        </w:numPr>
+      </w:pPr>
+      <w:r>
+        <w:rPr>
+          <w:rFonts w:hint="eastAsia"/>
+        </w:rPr>
+        <w:t xml:space="preserve">nullptrで安全なポインター操作</w:t>
+      </w:r>
+    </w:p>
+    <w:p>
+      <w:pPr>
+        <w:pStyle w:val="Compact"/>
+        <w:numPr>
+          <w:ilvl w:val="0"/>
+          <w:numId w:val="1071"/>
         </w:numPr>
       </w:pPr>
       <w:r>
@@ -22876,7 +23062,7 @@
         <w:pStyle w:val="Compact"/>
         <w:numPr>
           <w:ilvl w:val="0"/>
-          <w:numId w:val="1065"/>
+          <w:numId w:val="1071"/>
         </w:numPr>
       </w:pPr>
       <w:r>
@@ -22904,7 +23090,7 @@
         <w:pStyle w:val="Compact"/>
         <w:numPr>
           <w:ilvl w:val="0"/>
-          <w:numId w:val="1066"/>
+          <w:numId w:val="1072"/>
         </w:numPr>
       </w:pPr>
       <w:r>
@@ -22919,7 +23105,7 @@
         <w:pStyle w:val="Compact"/>
         <w:numPr>
           <w:ilvl w:val="0"/>
-          <w:numId w:val="1066"/>
+          <w:numId w:val="1072"/>
         </w:numPr>
       </w:pPr>
       <w:r>
@@ -22934,7 +23120,7 @@
         <w:pStyle w:val="Compact"/>
         <w:numPr>
           <w:ilvl w:val="0"/>
-          <w:numId w:val="1066"/>
+          <w:numId w:val="1072"/>
         </w:numPr>
       </w:pPr>
       <w:r>
@@ -22949,7 +23135,7 @@
         <w:pStyle w:val="Compact"/>
         <w:numPr>
           <w:ilvl w:val="0"/>
-          <w:numId w:val="1066"/>
+          <w:numId w:val="1072"/>
         </w:numPr>
       </w:pPr>
       <w:r>
@@ -23018,6 +23204,9 @@
         <w:br/>
       </w:r>
       <w:r>
+        <w:br/>
+      </w:r>
+      <w:r>
         <w:rPr>
           <w:rStyle w:val="VerbatimChar"/>
         </w:rPr>
@@ -23073,6 +23262,9 @@
         <w:br/>
       </w:r>
       <w:r>
+        <w:br/>
+      </w:r>
+      <w:r>
         <w:rPr>
           <w:rStyle w:val="VerbatimChar"/>
         </w:rPr>
@@ -23245,6 +23437,9 @@
           <w:rFonts w:hint="eastAsia"/>
         </w:rPr>
         <w:t xml:space="preserve">設定値の型安全な更新:</w:t>
+      </w:r>
+      <w:r>
+        <w:br/>
       </w:r>
       <w:r>
         <w:br/>
@@ -23385,7 +23580,7 @@
         <w:pStyle w:val="Compact"/>
         <w:numPr>
           <w:ilvl w:val="0"/>
-          <w:numId w:val="1067"/>
+          <w:numId w:val="1073"/>
         </w:numPr>
       </w:pPr>
       <w:r>
@@ -23400,7 +23595,7 @@
         <w:pStyle w:val="Compact"/>
         <w:numPr>
           <w:ilvl w:val="0"/>
-          <w:numId w:val="1067"/>
+          <w:numId w:val="1073"/>
         </w:numPr>
       </w:pPr>
       <w:r>
@@ -23415,7 +23610,7 @@
         <w:pStyle w:val="Compact"/>
         <w:numPr>
           <w:ilvl w:val="0"/>
-          <w:numId w:val="1067"/>
+          <w:numId w:val="1073"/>
         </w:numPr>
       </w:pPr>
       <w:r>
@@ -23430,7 +23625,7 @@
         <w:pStyle w:val="Compact"/>
         <w:numPr>
           <w:ilvl w:val="0"/>
-          <w:numId w:val="1067"/>
+          <w:numId w:val="1073"/>
         </w:numPr>
       </w:pPr>
       <w:r>
@@ -23458,7 +23653,7 @@
         <w:pStyle w:val="Compact"/>
         <w:numPr>
           <w:ilvl w:val="0"/>
-          <w:numId w:val="1068"/>
+          <w:numId w:val="1074"/>
         </w:numPr>
       </w:pPr>
       <w:r>
@@ -23470,7 +23665,7 @@
         <w:pStyle w:val="Compact"/>
         <w:numPr>
           <w:ilvl w:val="0"/>
-          <w:numId w:val="1068"/>
+          <w:numId w:val="1074"/>
         </w:numPr>
       </w:pPr>
       <w:r>
@@ -23485,7 +23680,7 @@
         <w:pStyle w:val="Compact"/>
         <w:numPr>
           <w:ilvl w:val="0"/>
-          <w:numId w:val="1068"/>
+          <w:numId w:val="1074"/>
         </w:numPr>
       </w:pPr>
       <w:r>
@@ -23500,7 +23695,7 @@
         <w:pStyle w:val="Compact"/>
         <w:numPr>
           <w:ilvl w:val="0"/>
-          <w:numId w:val="1068"/>
+          <w:numId w:val="1074"/>
         </w:numPr>
       </w:pPr>
       <w:r>
@@ -23555,6 +23750,9 @@
           <w:rFonts w:hint="eastAsia"/>
         </w:rPr>
         <w:t xml:space="preserve">入力方式を選択:</w:t>
+      </w:r>
+      <w:r>
+        <w:br/>
       </w:r>
       <w:r>
         <w:br/>
@@ -24032,7 +24230,7 @@
         <w:pStyle w:val="Compact"/>
         <w:numPr>
           <w:ilvl w:val="0"/>
-          <w:numId w:val="1069"/>
+          <w:numId w:val="1075"/>
         </w:numPr>
       </w:pPr>
       <w:r>
@@ -24047,7 +24245,7 @@
         <w:pStyle w:val="Compact"/>
         <w:numPr>
           <w:ilvl w:val="0"/>
-          <w:numId w:val="1069"/>
+          <w:numId w:val="1075"/>
         </w:numPr>
       </w:pPr>
       <w:r>
@@ -24092,7 +24290,7 @@
         <w:pStyle w:val="Compact"/>
         <w:numPr>
           <w:ilvl w:val="0"/>
-          <w:numId w:val="1069"/>
+          <w:numId w:val="1075"/>
         </w:numPr>
       </w:pPr>
       <w:r>
@@ -24107,14 +24305,14 @@
         <w:pStyle w:val="Compact"/>
         <w:numPr>
           <w:ilvl w:val="0"/>
-          <w:numId w:val="1069"/>
-        </w:numPr>
-      </w:pPr>
-      <w:r>
-        <w:rPr>
-          <w:rFonts w:hint="eastAsia"/>
-        </w:rPr>
-        <w:t xml:space="preserve">コンパイラのC23サポートを確認（gcc</w:t>
+          <w:numId w:val="1075"/>
+        </w:numPr>
+      </w:pPr>
+      <w:r>
+        <w:rPr>
+          <w:rFonts w:hint="eastAsia"/>
+        </w:rPr>
+        <w:t xml:space="preserve">コンパイラーのC23サポートを確認（gcc</w:t>
       </w:r>
       <w:r>
         <w:t xml:space="preserve"> </w:t>
@@ -24144,7 +24342,7 @@
         <w:pStyle w:val="Compact"/>
         <w:numPr>
           <w:ilvl w:val="0"/>
-          <w:numId w:val="1070"/>
+          <w:numId w:val="1076"/>
         </w:numPr>
       </w:pPr>
       <w:r>
@@ -24159,7 +24357,7 @@
         <w:pStyle w:val="Compact"/>
         <w:numPr>
           <w:ilvl w:val="0"/>
-          <w:numId w:val="1070"/>
+          <w:numId w:val="1076"/>
         </w:numPr>
       </w:pPr>
       <w:r>
@@ -24174,7 +24372,7 @@
         <w:pStyle w:val="Compact"/>
         <w:numPr>
           <w:ilvl w:val="0"/>
-          <w:numId w:val="1070"/>
+          <w:numId w:val="1076"/>
         </w:numPr>
       </w:pPr>
       <w:r>
@@ -24189,22 +24387,22 @@
         <w:pStyle w:val="Compact"/>
         <w:numPr>
           <w:ilvl w:val="0"/>
-          <w:numId w:val="1070"/>
-        </w:numPr>
-      </w:pPr>
-      <w:r>
-        <w:rPr>
-          <w:rFonts w:hint="eastAsia"/>
-        </w:rPr>
-        <w:t xml:space="preserve">nullptrはポインタの安全性を向上させる</w:t>
-      </w:r>
-    </w:p>
-    <w:p>
-      <w:pPr>
-        <w:pStyle w:val="Compact"/>
-        <w:numPr>
-          <w:ilvl w:val="0"/>
-          <w:numId w:val="1070"/>
+          <w:numId w:val="1076"/>
+        </w:numPr>
+      </w:pPr>
+      <w:r>
+        <w:rPr>
+          <w:rFonts w:hint="eastAsia"/>
+        </w:rPr>
+        <w:t xml:space="preserve">nullptrはポインターの安全性を向上させる</w:t>
+      </w:r>
+    </w:p>
+    <w:p>
+      <w:pPr>
+        <w:pStyle w:val="Compact"/>
+        <w:numPr>
+          <w:ilvl w:val="0"/>
+          <w:numId w:val="1076"/>
         </w:numPr>
       </w:pPr>
       <w:r>
@@ -24265,7 +24463,7 @@
         <w:pStyle w:val="Compact"/>
         <w:numPr>
           <w:ilvl w:val="0"/>
-          <w:numId w:val="1071"/>
+          <w:numId w:val="1077"/>
         </w:numPr>
       </w:pPr>
       <w:r>
@@ -24280,7 +24478,7 @@
         <w:pStyle w:val="Compact"/>
         <w:numPr>
           <w:ilvl w:val="0"/>
-          <w:numId w:val="1072"/>
+          <w:numId w:val="1078"/>
         </w:numPr>
       </w:pPr>
       <w:r>
@@ -24295,7 +24493,7 @@
         <w:pStyle w:val="Compact"/>
         <w:numPr>
           <w:ilvl w:val="0"/>
-          <w:numId w:val="1073"/>
+          <w:numId w:val="1079"/>
         </w:numPr>
       </w:pPr>
       <w:r>
@@ -24323,7 +24521,7 @@
         <w:pStyle w:val="Compact"/>
         <w:numPr>
           <w:ilvl w:val="0"/>
-          <w:numId w:val="1074"/>
+          <w:numId w:val="1080"/>
         </w:numPr>
       </w:pPr>
       <w:r>
@@ -24338,7 +24536,7 @@
         <w:pStyle w:val="Compact"/>
         <w:numPr>
           <w:ilvl w:val="0"/>
-          <w:numId w:val="1075"/>
+          <w:numId w:val="1081"/>
         </w:numPr>
       </w:pPr>
       <w:r>
@@ -24353,7 +24551,7 @@
         <w:pStyle w:val="Compact"/>
         <w:numPr>
           <w:ilvl w:val="0"/>
-          <w:numId w:val="1076"/>
+          <w:numId w:val="1082"/>
         </w:numPr>
       </w:pPr>
       <w:r>
@@ -24381,7 +24579,7 @@
         <w:pStyle w:val="Compact"/>
         <w:numPr>
           <w:ilvl w:val="0"/>
-          <w:numId w:val="1077"/>
+          <w:numId w:val="1083"/>
         </w:numPr>
       </w:pPr>
       <w:r>
@@ -24396,7 +24594,7 @@
         <w:pStyle w:val="Compact"/>
         <w:numPr>
           <w:ilvl w:val="0"/>
-          <w:numId w:val="1078"/>
+          <w:numId w:val="1084"/>
         </w:numPr>
       </w:pPr>
       <w:r>
@@ -24411,7 +24609,7 @@
         <w:pStyle w:val="Compact"/>
         <w:numPr>
           <w:ilvl w:val="0"/>
-          <w:numId w:val="1079"/>
+          <w:numId w:val="1085"/>
         </w:numPr>
       </w:pPr>
       <w:r>
@@ -24439,7 +24637,7 @@
         <w:pStyle w:val="Compact"/>
         <w:numPr>
           <w:ilvl w:val="0"/>
-          <w:numId w:val="1080"/>
+          <w:numId w:val="1086"/>
         </w:numPr>
       </w:pPr>
       <w:r>
@@ -24454,7 +24652,7 @@
         <w:pStyle w:val="Compact"/>
         <w:numPr>
           <w:ilvl w:val="0"/>
-          <w:numId w:val="1081"/>
+          <w:numId w:val="1087"/>
         </w:numPr>
       </w:pPr>
       <w:r>
@@ -24469,7 +24667,7 @@
         <w:pStyle w:val="Compact"/>
         <w:numPr>
           <w:ilvl w:val="0"/>
-          <w:numId w:val="1082"/>
+          <w:numId w:val="1088"/>
         </w:numPr>
       </w:pPr>
       <w:r>
@@ -24509,7 +24707,7 @@
         <w:pStyle w:val="Compact"/>
         <w:numPr>
           <w:ilvl w:val="0"/>
-          <w:numId w:val="1083"/>
+          <w:numId w:val="1089"/>
         </w:numPr>
       </w:pPr>
       <w:r>
@@ -24526,7 +24724,7 @@
         <w:pStyle w:val="Compact"/>
         <w:numPr>
           <w:ilvl w:val="1"/>
-          <w:numId w:val="1084"/>
+          <w:numId w:val="1090"/>
         </w:numPr>
       </w:pPr>
       <w:r>
@@ -24538,7 +24736,7 @@
         <w:pStyle w:val="Compact"/>
         <w:numPr>
           <w:ilvl w:val="1"/>
-          <w:numId w:val="1084"/>
+          <w:numId w:val="1090"/>
         </w:numPr>
       </w:pPr>
       <w:r>
@@ -24550,7 +24748,7 @@
         <w:pStyle w:val="Compact"/>
         <w:numPr>
           <w:ilvl w:val="0"/>
-          <w:numId w:val="1083"/>
+          <w:numId w:val="1089"/>
         </w:numPr>
       </w:pPr>
       <w:r>
@@ -24566,7 +24764,7 @@
         <w:pStyle w:val="Compact"/>
         <w:numPr>
           <w:ilvl w:val="1"/>
-          <w:numId w:val="1085"/>
+          <w:numId w:val="1091"/>
         </w:numPr>
       </w:pPr>
       <w:r>
@@ -24581,7 +24779,7 @@
         <w:pStyle w:val="Compact"/>
         <w:numPr>
           <w:ilvl w:val="1"/>
-          <w:numId w:val="1085"/>
+          <w:numId w:val="1091"/>
         </w:numPr>
       </w:pPr>
       <w:r>
@@ -24593,7 +24791,7 @@
         <w:pStyle w:val="Compact"/>
         <w:numPr>
           <w:ilvl w:val="0"/>
-          <w:numId w:val="1083"/>
+          <w:numId w:val="1089"/>
         </w:numPr>
       </w:pPr>
       <w:r>
@@ -24610,7 +24808,7 @@
         <w:pStyle w:val="Compact"/>
         <w:numPr>
           <w:ilvl w:val="1"/>
-          <w:numId w:val="1086"/>
+          <w:numId w:val="1092"/>
         </w:numPr>
       </w:pPr>
       <w:r>
@@ -24625,7 +24823,7 @@
         <w:pStyle w:val="Compact"/>
         <w:numPr>
           <w:ilvl w:val="1"/>
-          <w:numId w:val="1086"/>
+          <w:numId w:val="1092"/>
         </w:numPr>
       </w:pPr>
       <w:r>
@@ -24661,7 +24859,7 @@
         <w:pStyle w:val="Compact"/>
         <w:numPr>
           <w:ilvl w:val="0"/>
-          <w:numId w:val="1087"/>
+          <w:numId w:val="1093"/>
         </w:numPr>
       </w:pPr>
       <w:r>
@@ -24677,7 +24875,7 @@
         <w:pStyle w:val="Compact"/>
         <w:numPr>
           <w:ilvl w:val="1"/>
-          <w:numId w:val="1088"/>
+          <w:numId w:val="1094"/>
         </w:numPr>
       </w:pPr>
       <w:r>
@@ -24692,7 +24890,7 @@
         <w:pStyle w:val="Compact"/>
         <w:numPr>
           <w:ilvl w:val="1"/>
-          <w:numId w:val="1088"/>
+          <w:numId w:val="1094"/>
         </w:numPr>
       </w:pPr>
       <w:r>
@@ -24707,7 +24905,7 @@
         <w:pStyle w:val="Compact"/>
         <w:numPr>
           <w:ilvl w:val="0"/>
-          <w:numId w:val="1087"/>
+          <w:numId w:val="1093"/>
         </w:numPr>
       </w:pPr>
       <w:r>
@@ -24724,7 +24922,7 @@
         <w:pStyle w:val="Compact"/>
         <w:numPr>
           <w:ilvl w:val="1"/>
-          <w:numId w:val="1089"/>
+          <w:numId w:val="1095"/>
         </w:numPr>
       </w:pPr>
       <w:r>
@@ -24739,7 +24937,7 @@
         <w:pStyle w:val="Compact"/>
         <w:numPr>
           <w:ilvl w:val="1"/>
-          <w:numId w:val="1089"/>
+          <w:numId w:val="1095"/>
         </w:numPr>
       </w:pPr>
       <w:r>
@@ -24754,7 +24952,7 @@
         <w:pStyle w:val="Compact"/>
         <w:numPr>
           <w:ilvl w:val="0"/>
-          <w:numId w:val="1087"/>
+          <w:numId w:val="1093"/>
         </w:numPr>
       </w:pPr>
       <w:r>
@@ -24771,7 +24969,7 @@
         <w:pStyle w:val="Compact"/>
         <w:numPr>
           <w:ilvl w:val="1"/>
-          <w:numId w:val="1090"/>
+          <w:numId w:val="1096"/>
         </w:numPr>
       </w:pPr>
       <w:r>
@@ -24786,7 +24984,7 @@
         <w:pStyle w:val="Compact"/>
         <w:numPr>
           <w:ilvl w:val="1"/>
-          <w:numId w:val="1090"/>
+          <w:numId w:val="1096"/>
         </w:numPr>
       </w:pPr>
       <w:r>
@@ -25239,7 +25437,7 @@
       </w:pPr>
       <w:rPr>
         <w:rFonts w:ascii="Webdings" w:hAnsi="Webdings" w:hint="default"/>
-        <w:color w:themeColor="accent5" w:themeTint="99" w:val="92CDDC"/>
+        <w:color w:themeColor="accent5" w:themeTint="99" w:val="FFB279"/>
         <w:sz w:val="48"/>
       </w:rPr>
     </w:lvl>
@@ -25343,8 +25541,8 @@
   <w:abstractNum w15:restartNumberingAfterBreak="0" w:abstractNumId="7">
     <w:nsid w:val="0BD92726"/>
     <w:multiLevelType w:val="hybridMultilevel"/>
-    <w:tmpl w:val="FDBCD9D6"/>
-    <w:lvl w:ilvl="0" w:tplc="461C0A82">
+    <w:tmpl w:val="87625884"/>
+    <w:lvl w:ilvl="0" w:tplc="20BAC902">
       <w:start w:val="1"/>
       <w:numFmt w:val="bullet"/>
       <w:pStyle w:val="3"/>
@@ -25355,7 +25553,7 @@
       </w:pPr>
       <w:rPr>
         <w:rFonts w:ascii="Webdings" w:hAnsi="Webdings" w:hint="default"/>
-        <w:color w:themeColor="accent3" w:themeTint="99" w:val="C2D69B"/>
+        <w:color w:themeColor="accent3" w:themeTint="99" w:val="C9F296"/>
         <w:sz w:val="48"/>
       </w:rPr>
     </w:lvl>
@@ -25652,7 +25850,7 @@
       </w:pPr>
       <w:rPr>
         <w:rFonts w:ascii="Wingdings" w:hAnsi="Wingdings" w:hint="default"/>
-        <w:color w:themeColor="accent1" w:val="4F81BD"/>
+        <w:color w:themeColor="accent1" w:val="4E67C8"/>
         <w:sz w:val="48"/>
       </w:rPr>
     </w:lvl>
@@ -25768,7 +25966,7 @@
       </w:pPr>
       <w:rPr>
         <w:rFonts w:ascii="Webdings" w:hAnsi="Webdings" w:hint="default"/>
-        <w:color w:themeColor="accent3" w:themeTint="66" w:val="D6E3BC"/>
+        <w:color w:themeColor="accent3" w:themeTint="66" w:val="DBF6B9"/>
         <w:sz w:val="48"/>
       </w:rPr>
     </w:lvl>
@@ -25975,6 +26173,12 @@
     </w:lvl>
   </w:abstractNum>
   <w:abstractNum w15:restartNumberingAfterBreak="0" w:abstractNumId="13">
+    <w:nsid w:val="2F016685"/>
+    <w:multiLevelType w:val="multilevel"/>
+    <w:tmpl w:val="6BE2333E"/>
+    <w:numStyleLink w:val="14"/>
+  </w:abstractNum>
+  <w:abstractNum w15:restartNumberingAfterBreak="0" w:abstractNumId="14">
     <w:nsid w:val="2FB562D1"/>
     <w:multiLevelType w:val="hybridMultilevel"/>
     <w:tmpl w:val="7FF43DC0"/>
@@ -25989,7 +26193,7 @@
       </w:pPr>
       <w:rPr>
         <w:rFonts w:ascii="Wingdings 2" w:hAnsi="Wingdings 2" w:hint="default"/>
-        <w:color w:themeColor="text2" w:val="1F497D"/>
+        <w:color w:themeColor="text2" w:val="212745"/>
       </w:rPr>
     </w:lvl>
     <w:lvl w:ilvl="1" w:tentative="1" w:tplc="0409000B">
@@ -26089,7 +26293,7 @@
       </w:rPr>
     </w:lvl>
   </w:abstractNum>
-  <w:abstractNum w15:restartNumberingAfterBreak="0" w:abstractNumId="14">
+  <w:abstractNum w15:restartNumberingAfterBreak="0" w:abstractNumId="15">
     <w:nsid w:val="2FFB71C6"/>
     <w:multiLevelType w:val="multilevel"/>
     <w:tmpl w:val="0409001D"/>
@@ -26176,7 +26380,7 @@
       </w:pPr>
     </w:lvl>
   </w:abstractNum>
-  <w:abstractNum w15:restartNumberingAfterBreak="0" w:abstractNumId="15">
+  <w:abstractNum w15:restartNumberingAfterBreak="0" w:abstractNumId="16">
     <w:nsid w:val="3EC120C6"/>
     <w:multiLevelType w:val="multilevel"/>
     <w:tmpl w:val="E92E0718"/>
@@ -26191,7 +26395,7 @@
       </w:pPr>
       <w:rPr>
         <w:rFonts w:ascii="Wingdings" w:hAnsi="Wingdings" w:hint="default"/>
-        <w:color w:themeColor="text2" w:val="1F497D"/>
+        <w:color w:themeColor="text2" w:val="212745"/>
       </w:rPr>
     </w:lvl>
     <w:lvl w:ilvl="1">
@@ -26291,7 +26495,7 @@
       </w:rPr>
     </w:lvl>
   </w:abstractNum>
-  <w:abstractNum w15:restartNumberingAfterBreak="0" w:abstractNumId="16">
+  <w:abstractNum w15:restartNumberingAfterBreak="0" w:abstractNumId="17">
     <w:nsid w:val="47E26F0C"/>
     <w:multiLevelType w:val="multilevel"/>
     <w:tmpl w:val="1A162B92"/>
@@ -26306,7 +26510,7 @@
       </w:pPr>
       <w:rPr>
         <w:rFonts w:ascii="Wingdings" w:hAnsi="Wingdings" w:hint="default"/>
-        <w:color w:themeColor="text2" w:val="1F497D"/>
+        <w:color w:themeColor="text2" w:val="212745"/>
       </w:rPr>
     </w:lvl>
     <w:lvl w:ilvl="1">
@@ -26406,7 +26610,7 @@
       </w:rPr>
     </w:lvl>
   </w:abstractNum>
-  <w:abstractNum w15:restartNumberingAfterBreak="0" w:abstractNumId="17">
+  <w:abstractNum w15:restartNumberingAfterBreak="0" w:abstractNumId="18">
     <w:nsid w:val="4B9B3DCD"/>
     <w:multiLevelType w:val="multilevel"/>
     <w:tmpl w:val="CDC476E8"/>
@@ -26493,7 +26697,7 @@
       </w:pPr>
     </w:lvl>
   </w:abstractNum>
-  <w:abstractNum w15:restartNumberingAfterBreak="0" w:abstractNumId="18">
+  <w:abstractNum w15:restartNumberingAfterBreak="0" w:abstractNumId="19">
     <w:nsid w:val="4FEB430E"/>
     <w:multiLevelType w:val="multilevel"/>
     <w:tmpl w:val="0409001D"/>
@@ -26580,7 +26784,7 @@
       </w:pPr>
     </w:lvl>
   </w:abstractNum>
-  <w:abstractNum w15:restartNumberingAfterBreak="0" w:abstractNumId="19">
+  <w:abstractNum w15:restartNumberingAfterBreak="0" w:abstractNumId="20">
     <w:nsid w:val="557D71FA"/>
     <w:multiLevelType w:val="multilevel"/>
     <w:tmpl w:val="C5DAB98E"/>
@@ -26658,7 +26862,7 @@
       </w:pPr>
     </w:lvl>
   </w:abstractNum>
-  <w:abstractNum w15:restartNumberingAfterBreak="0" w:abstractNumId="20">
+  <w:abstractNum w15:restartNumberingAfterBreak="0" w:abstractNumId="21">
     <w:nsid w:val="5D8C1117"/>
     <w:multiLevelType w:val="multilevel"/>
     <w:tmpl w:val="FEDE2990"/>
@@ -26673,7 +26877,7 @@
       </w:pPr>
       <w:rPr>
         <w:rFonts w:ascii="Wingdings" w:hAnsi="Wingdings" w:hint="default"/>
-        <w:color w:themeColor="text2" w:val="1F497D"/>
+        <w:color w:themeColor="text2" w:val="212745"/>
       </w:rPr>
     </w:lvl>
     <w:lvl w:ilvl="1">
@@ -26773,7 +26977,7 @@
       </w:rPr>
     </w:lvl>
   </w:abstractNum>
-  <w:abstractNum w15:restartNumberingAfterBreak="0" w:abstractNumId="21">
+  <w:abstractNum w15:restartNumberingAfterBreak="0" w:abstractNumId="22">
     <w:nsid w:val="5FAD42A2"/>
     <w:multiLevelType w:val="multilevel"/>
     <w:tmpl w:val="6BE2333E"/>
@@ -26788,7 +26992,7 @@
       </w:pPr>
       <w:rPr>
         <w:rFonts w:ascii="Webdings" w:hAnsi="Webdings" w:hint="default"/>
-        <w:color w:themeColor="accent3" w:themeShade="BF" w:val="76923C"/>
+        <w:color w:themeColor="accent3" w:themeShade="BF" w:val="80D219"/>
         <w:sz w:val="48"/>
       </w:rPr>
     </w:lvl>
@@ -26889,7 +27093,7 @@
       </w:rPr>
     </w:lvl>
   </w:abstractNum>
-  <w:abstractNum w15:restartNumberingAfterBreak="0" w:abstractNumId="22">
+  <w:abstractNum w15:restartNumberingAfterBreak="0" w:abstractNumId="23">
     <w:nsid w:val="68781EC4"/>
     <w:multiLevelType w:val="multilevel"/>
     <w:tmpl w:val="5750F540"/>
@@ -26904,7 +27108,7 @@
       </w:pPr>
       <w:rPr>
         <w:rFonts w:ascii="Webdings" w:hAnsi="Webdings" w:hint="default"/>
-        <w:color w:themeColor="accent5" w:themeTint="99" w:val="92CDDC"/>
+        <w:color w:themeColor="accent5" w:themeTint="99" w:val="FFB279"/>
         <w:sz w:val="52"/>
       </w:rPr>
     </w:lvl>
@@ -27005,7 +27209,7 @@
       </w:rPr>
     </w:lvl>
   </w:abstractNum>
-  <w:abstractNum w15:restartNumberingAfterBreak="0" w:abstractNumId="23">
+  <w:abstractNum w15:restartNumberingAfterBreak="0" w:abstractNumId="24">
     <w:nsid w:val="6A2D0C2A"/>
     <w:multiLevelType w:val="multilevel"/>
     <w:tmpl w:val="FDA6815C"/>
@@ -27020,7 +27224,7 @@
       </w:pPr>
       <w:rPr>
         <w:rFonts w:ascii="Webdings" w:hAnsi="Webdings" w:hint="default"/>
-        <w:color w:themeColor="accent3" w:themeTint="99" w:val="C2D69B"/>
+        <w:color w:themeColor="accent3" w:themeTint="99" w:val="C9F296"/>
         <w:sz w:val="48"/>
       </w:rPr>
     </w:lvl>
@@ -27121,7 +27325,93 @@
       </w:rPr>
     </w:lvl>
   </w:abstractNum>
-  <w:abstractNum w15:restartNumberingAfterBreak="0" w:abstractNumId="24">
+  <w:abstractNum w15:restartNumberingAfterBreak="0" w:abstractNumId="25">
+    <w:nsid w:val="6BFB3BAA"/>
+    <w:multiLevelType w:val="multilevel"/>
+    <w:tmpl w:val="6C1260C6"/>
+    <w:lvl w:ilvl="0">
+      <w:start w:val="1"/>
+      <w:numFmt w:val="decimal"/>
+      <w:lvlText w:val="%1."/>
+      <w:lvlJc w:val="left"/>
+      <w:pPr>
+        <w:ind w:hanging="425" w:left="425"/>
+      </w:pPr>
+    </w:lvl>
+    <w:lvl w:ilvl="1">
+      <w:start w:val="1"/>
+      <w:numFmt w:val="decimal"/>
+      <w:lvlText w:val="%1.%2."/>
+      <w:lvlJc w:val="left"/>
+      <w:pPr>
+        <w:ind w:hanging="567" w:left="567"/>
+      </w:pPr>
+    </w:lvl>
+    <w:lvl w:ilvl="2">
+      <w:start w:val="1"/>
+      <w:numFmt w:val="decimal"/>
+      <w:lvlText w:val="%1.%2.%3."/>
+      <w:lvlJc w:val="left"/>
+      <w:pPr>
+        <w:ind w:hanging="709" w:left="709"/>
+      </w:pPr>
+    </w:lvl>
+    <w:lvl w:ilvl="3">
+      <w:start w:val="1"/>
+      <w:numFmt w:val="decimal"/>
+      <w:lvlText w:val="%1.%2.%3.%4."/>
+      <w:lvlJc w:val="left"/>
+      <w:pPr>
+        <w:ind w:hanging="851" w:left="851"/>
+      </w:pPr>
+    </w:lvl>
+    <w:lvl w:ilvl="4">
+      <w:start w:val="1"/>
+      <w:numFmt w:val="decimal"/>
+      <w:lvlText w:val="%1.%2.%3.%4.%5."/>
+      <w:lvlJc w:val="left"/>
+      <w:pPr>
+        <w:ind w:hanging="992" w:left="992"/>
+      </w:pPr>
+    </w:lvl>
+    <w:lvl w:ilvl="5">
+      <w:start w:val="1"/>
+      <w:numFmt w:val="decimal"/>
+      <w:lvlText w:val="%1.%2.%3.%4.%5.%6."/>
+      <w:lvlJc w:val="left"/>
+      <w:pPr>
+        <w:ind w:hanging="1134" w:left="1134"/>
+      </w:pPr>
+    </w:lvl>
+    <w:lvl w:ilvl="6">
+      <w:start w:val="1"/>
+      <w:numFmt w:val="decimal"/>
+      <w:lvlText w:val="%1.%2.%3.%4.%5.%6.%7."/>
+      <w:lvlJc w:val="left"/>
+      <w:pPr>
+        <w:ind w:hanging="1276" w:left="1276"/>
+      </w:pPr>
+    </w:lvl>
+    <w:lvl w:ilvl="7">
+      <w:start w:val="1"/>
+      <w:numFmt w:val="decimal"/>
+      <w:lvlText w:val="%1.%2.%3.%4.%5.%6.%7.%8."/>
+      <w:lvlJc w:val="left"/>
+      <w:pPr>
+        <w:ind w:hanging="1418" w:left="1418"/>
+      </w:pPr>
+    </w:lvl>
+    <w:lvl w:ilvl="8">
+      <w:start w:val="1"/>
+      <w:numFmt w:val="decimal"/>
+      <w:lvlText w:val="%1.%2.%3.%4.%5.%6.%7.%8.%9."/>
+      <w:lvlJc w:val="left"/>
+      <w:pPr>
+        <w:ind w:hanging="1559" w:left="1559"/>
+      </w:pPr>
+    </w:lvl>
+  </w:abstractNum>
+  <w:abstractNum w15:restartNumberingAfterBreak="0" w:abstractNumId="26">
     <w:nsid w:val="794B0ED4"/>
     <w:multiLevelType w:val="multilevel"/>
     <w:tmpl w:val="53485AFE"/>
@@ -27136,7 +27426,7 @@
       </w:pPr>
       <w:rPr>
         <w:rFonts w:ascii="Wingdings" w:hAnsi="Wingdings" w:hint="default"/>
-        <w:color w:themeColor="text2" w:val="1F497D"/>
+        <w:color w:themeColor="text2" w:val="212745"/>
       </w:rPr>
     </w:lvl>
     <w:lvl w:ilvl="1">
@@ -27586,28 +27876,28 @@
     <w:abstractNumId w:val="7"/>
   </w:num>
   <w:num w16cid:durableId="1300265163" w:numId="4">
-    <w:abstractNumId w:val="18"/>
+    <w:abstractNumId w:val="19"/>
   </w:num>
   <w:num w16cid:durableId="1590312411" w:numId="5">
+    <w:abstractNumId w:val="15"/>
+  </w:num>
+  <w:num w16cid:durableId="1809011301" w:numId="6">
+    <w:abstractNumId w:val="23"/>
+  </w:num>
+  <w:num w16cid:durableId="1521627423" w:numId="7">
     <w:abstractNumId w:val="14"/>
   </w:num>
-  <w:num w16cid:durableId="1809011301" w:numId="6">
-    <w:abstractNumId w:val="22"/>
-  </w:num>
-  <w:num w16cid:durableId="1521627423" w:numId="7">
-    <w:abstractNumId w:val="13"/>
-  </w:num>
   <w:num w16cid:durableId="503470101" w:numId="8">
-    <w:abstractNumId w:val="24"/>
+    <w:abstractNumId w:val="26"/>
   </w:num>
   <w:num w16cid:durableId="2119640755" w:numId="9">
-    <w:abstractNumId w:val="15"/>
+    <w:abstractNumId w:val="16"/>
   </w:num>
   <w:num w16cid:durableId="1356888436" w:numId="10">
-    <w:abstractNumId w:val="20"/>
+    <w:abstractNumId w:val="21"/>
   </w:num>
   <w:num w16cid:durableId="2113431899" w:numId="11">
-    <w:abstractNumId w:val="16"/>
+    <w:abstractNumId w:val="17"/>
   </w:num>
   <w:num w16cid:durableId="1384644855" w:numId="12">
     <w:abstractNumId w:val="4"/>
@@ -27616,7 +27906,7 @@
     <w:abstractNumId w:val="5"/>
   </w:num>
   <w:num w16cid:durableId="1137183002" w:numId="14">
-    <w:abstractNumId w:val="19"/>
+    <w:abstractNumId w:val="20"/>
   </w:num>
   <w:num w16cid:durableId="1541895664" w:numId="15">
     <w:abstractNumId w:val="8"/>
@@ -27625,7 +27915,7 @@
     <w:abstractNumId w:val="12"/>
   </w:num>
   <w:num w16cid:durableId="515703614" w:numId="17">
-    <w:abstractNumId w:val="17"/>
+    <w:abstractNumId w:val="18"/>
   </w:num>
   <w:num w16cid:durableId="1153134212" w:numId="18">
     <w:abstractNumId w:val="3"/>
@@ -27643,13 +27933,19 @@
     <w:abstractNumId w:val="6"/>
   </w:num>
   <w:num w16cid:durableId="1402168991" w:numId="23">
-    <w:abstractNumId w:val="23"/>
+    <w:abstractNumId w:val="24"/>
   </w:num>
   <w:num w16cid:durableId="1940405217" w:numId="24">
-    <w:abstractNumId w:val="21"/>
+    <w:abstractNumId w:val="22"/>
   </w:num>
   <w:num w16cid:durableId="2713043" w:numId="25">
     <w:abstractNumId w:val="11"/>
+  </w:num>
+  <w:num w16cid:durableId="1101605756" w:numId="26">
+    <w:abstractNumId w:val="25"/>
+  </w:num>
+  <w:num w16cid:durableId="999189955" w:numId="27">
+    <w:abstractNumId w:val="13"/>
   </w:num>
   <w:num w:numId="1000">
     <w:abstractNumId w:val="990"/>
@@ -27784,22 +28080,184 @@
     </w:lvlOverride>
   </w:num>
   <w:num w:numId="1008">
-    <w:abstractNumId w:val="991"/>
+    <w:abstractNumId w:val="99411"/>
+    <w:lvlOverride w:ilvl="0">
+      <w:startOverride w:val="1"/>
+    </w:lvlOverride>
+    <w:lvlOverride w:ilvl="1">
+      <w:startOverride w:val="1"/>
+    </w:lvlOverride>
+    <w:lvlOverride w:ilvl="2">
+      <w:startOverride w:val="1"/>
+    </w:lvlOverride>
+    <w:lvlOverride w:ilvl="3">
+      <w:startOverride w:val="1"/>
+    </w:lvlOverride>
+    <w:lvlOverride w:ilvl="4">
+      <w:startOverride w:val="1"/>
+    </w:lvlOverride>
+    <w:lvlOverride w:ilvl="5">
+      <w:startOverride w:val="1"/>
+    </w:lvlOverride>
+    <w:lvlOverride w:ilvl="6">
+      <w:startOverride w:val="1"/>
+    </w:lvlOverride>
+    <w:lvlOverride w:ilvl="7">
+      <w:startOverride w:val="1"/>
+    </w:lvlOverride>
+    <w:lvlOverride w:ilvl="8">
+      <w:startOverride w:val="1"/>
+    </w:lvlOverride>
   </w:num>
   <w:num w:numId="1009">
-    <w:abstractNumId w:val="991"/>
+    <w:abstractNumId w:val="99411"/>
+    <w:lvlOverride w:ilvl="0">
+      <w:startOverride w:val="1"/>
+    </w:lvlOverride>
+    <w:lvlOverride w:ilvl="1">
+      <w:startOverride w:val="1"/>
+    </w:lvlOverride>
+    <w:lvlOverride w:ilvl="2">
+      <w:startOverride w:val="1"/>
+    </w:lvlOverride>
+    <w:lvlOverride w:ilvl="3">
+      <w:startOverride w:val="1"/>
+    </w:lvlOverride>
+    <w:lvlOverride w:ilvl="4">
+      <w:startOverride w:val="1"/>
+    </w:lvlOverride>
+    <w:lvlOverride w:ilvl="5">
+      <w:startOverride w:val="1"/>
+    </w:lvlOverride>
+    <w:lvlOverride w:ilvl="6">
+      <w:startOverride w:val="1"/>
+    </w:lvlOverride>
+    <w:lvlOverride w:ilvl="7">
+      <w:startOverride w:val="1"/>
+    </w:lvlOverride>
+    <w:lvlOverride w:ilvl="8">
+      <w:startOverride w:val="1"/>
+    </w:lvlOverride>
   </w:num>
   <w:num w:numId="1010">
-    <w:abstractNumId w:val="991"/>
+    <w:abstractNumId w:val="99411"/>
+    <w:lvlOverride w:ilvl="0">
+      <w:startOverride w:val="1"/>
+    </w:lvlOverride>
+    <w:lvlOverride w:ilvl="1">
+      <w:startOverride w:val="1"/>
+    </w:lvlOverride>
+    <w:lvlOverride w:ilvl="2">
+      <w:startOverride w:val="1"/>
+    </w:lvlOverride>
+    <w:lvlOverride w:ilvl="3">
+      <w:startOverride w:val="1"/>
+    </w:lvlOverride>
+    <w:lvlOverride w:ilvl="4">
+      <w:startOverride w:val="1"/>
+    </w:lvlOverride>
+    <w:lvlOverride w:ilvl="5">
+      <w:startOverride w:val="1"/>
+    </w:lvlOverride>
+    <w:lvlOverride w:ilvl="6">
+      <w:startOverride w:val="1"/>
+    </w:lvlOverride>
+    <w:lvlOverride w:ilvl="7">
+      <w:startOverride w:val="1"/>
+    </w:lvlOverride>
+    <w:lvlOverride w:ilvl="8">
+      <w:startOverride w:val="1"/>
+    </w:lvlOverride>
   </w:num>
   <w:num w:numId="1011">
-    <w:abstractNumId w:val="991"/>
+    <w:abstractNumId w:val="99411"/>
+    <w:lvlOverride w:ilvl="0">
+      <w:startOverride w:val="1"/>
+    </w:lvlOverride>
+    <w:lvlOverride w:ilvl="1">
+      <w:startOverride w:val="1"/>
+    </w:lvlOverride>
+    <w:lvlOverride w:ilvl="2">
+      <w:startOverride w:val="1"/>
+    </w:lvlOverride>
+    <w:lvlOverride w:ilvl="3">
+      <w:startOverride w:val="1"/>
+    </w:lvlOverride>
+    <w:lvlOverride w:ilvl="4">
+      <w:startOverride w:val="1"/>
+    </w:lvlOverride>
+    <w:lvlOverride w:ilvl="5">
+      <w:startOverride w:val="1"/>
+    </w:lvlOverride>
+    <w:lvlOverride w:ilvl="6">
+      <w:startOverride w:val="1"/>
+    </w:lvlOverride>
+    <w:lvlOverride w:ilvl="7">
+      <w:startOverride w:val="1"/>
+    </w:lvlOverride>
+    <w:lvlOverride w:ilvl="8">
+      <w:startOverride w:val="1"/>
+    </w:lvlOverride>
   </w:num>
   <w:num w:numId="1012">
-    <w:abstractNumId w:val="991"/>
+    <w:abstractNumId w:val="99411"/>
+    <w:lvlOverride w:ilvl="0">
+      <w:startOverride w:val="1"/>
+    </w:lvlOverride>
+    <w:lvlOverride w:ilvl="1">
+      <w:startOverride w:val="1"/>
+    </w:lvlOverride>
+    <w:lvlOverride w:ilvl="2">
+      <w:startOverride w:val="1"/>
+    </w:lvlOverride>
+    <w:lvlOverride w:ilvl="3">
+      <w:startOverride w:val="1"/>
+    </w:lvlOverride>
+    <w:lvlOverride w:ilvl="4">
+      <w:startOverride w:val="1"/>
+    </w:lvlOverride>
+    <w:lvlOverride w:ilvl="5">
+      <w:startOverride w:val="1"/>
+    </w:lvlOverride>
+    <w:lvlOverride w:ilvl="6">
+      <w:startOverride w:val="1"/>
+    </w:lvlOverride>
+    <w:lvlOverride w:ilvl="7">
+      <w:startOverride w:val="1"/>
+    </w:lvlOverride>
+    <w:lvlOverride w:ilvl="8">
+      <w:startOverride w:val="1"/>
+    </w:lvlOverride>
   </w:num>
   <w:num w:numId="1013">
-    <w:abstractNumId w:val="991"/>
+    <w:abstractNumId w:val="99411"/>
+    <w:lvlOverride w:ilvl="0">
+      <w:startOverride w:val="1"/>
+    </w:lvlOverride>
+    <w:lvlOverride w:ilvl="1">
+      <w:startOverride w:val="1"/>
+    </w:lvlOverride>
+    <w:lvlOverride w:ilvl="2">
+      <w:startOverride w:val="1"/>
+    </w:lvlOverride>
+    <w:lvlOverride w:ilvl="3">
+      <w:startOverride w:val="1"/>
+    </w:lvlOverride>
+    <w:lvlOverride w:ilvl="4">
+      <w:startOverride w:val="1"/>
+    </w:lvlOverride>
+    <w:lvlOverride w:ilvl="5">
+      <w:startOverride w:val="1"/>
+    </w:lvlOverride>
+    <w:lvlOverride w:ilvl="6">
+      <w:startOverride w:val="1"/>
+    </w:lvlOverride>
+    <w:lvlOverride w:ilvl="7">
+      <w:startOverride w:val="1"/>
+    </w:lvlOverride>
+    <w:lvlOverride w:ilvl="8">
+      <w:startOverride w:val="1"/>
+    </w:lvlOverride>
   </w:num>
   <w:num w:numId="1014">
     <w:abstractNumId w:val="991"/>
@@ -27832,6 +28290,24 @@
     <w:abstractNumId w:val="991"/>
   </w:num>
   <w:num w:numId="1024">
+    <w:abstractNumId w:val="991"/>
+  </w:num>
+  <w:num w:numId="1025">
+    <w:abstractNumId w:val="991"/>
+  </w:num>
+  <w:num w:numId="1026">
+    <w:abstractNumId w:val="991"/>
+  </w:num>
+  <w:num w:numId="1027">
+    <w:abstractNumId w:val="991"/>
+  </w:num>
+  <w:num w:numId="1028">
+    <w:abstractNumId w:val="991"/>
+  </w:num>
+  <w:num w:numId="1029">
+    <w:abstractNumId w:val="991"/>
+  </w:num>
+  <w:num w:numId="1030">
     <w:abstractNumId w:val="99411"/>
     <w:lvlOverride w:ilvl="0">
       <w:startOverride w:val="1"/>
@@ -27861,24 +28337,6 @@
       <w:startOverride w:val="1"/>
     </w:lvlOverride>
   </w:num>
-  <w:num w:numId="1025">
-    <w:abstractNumId w:val="991"/>
-  </w:num>
-  <w:num w:numId="1026">
-    <w:abstractNumId w:val="991"/>
-  </w:num>
-  <w:num w:numId="1027">
-    <w:abstractNumId w:val="991"/>
-  </w:num>
-  <w:num w:numId="1028">
-    <w:abstractNumId w:val="991"/>
-  </w:num>
-  <w:num w:numId="1029">
-    <w:abstractNumId w:val="991"/>
-  </w:num>
-  <w:num w:numId="1030">
-    <w:abstractNumId w:val="991"/>
-  </w:num>
   <w:num w:numId="1031">
     <w:abstractNumId w:val="991"/>
   </w:num>
@@ -27895,6 +28353,24 @@
     <w:abstractNumId w:val="991"/>
   </w:num>
   <w:num w:numId="1036">
+    <w:abstractNumId w:val="991"/>
+  </w:num>
+  <w:num w:numId="1037">
+    <w:abstractNumId w:val="991"/>
+  </w:num>
+  <w:num w:numId="1038">
+    <w:abstractNumId w:val="991"/>
+  </w:num>
+  <w:num w:numId="1039">
+    <w:abstractNumId w:val="991"/>
+  </w:num>
+  <w:num w:numId="1040">
+    <w:abstractNumId w:val="991"/>
+  </w:num>
+  <w:num w:numId="1041">
+    <w:abstractNumId w:val="991"/>
+  </w:num>
+  <w:num w:numId="1042">
     <w:abstractNumId w:val="99411"/>
     <w:lvlOverride w:ilvl="0">
       <w:startOverride w:val="1"/>
@@ -27924,7 +28400,7 @@
       <w:startOverride w:val="1"/>
     </w:lvlOverride>
   </w:num>
-  <w:num w:numId="1037">
+  <w:num w:numId="1043">
     <w:abstractNumId w:val="99411"/>
     <w:lvlOverride w:ilvl="0">
       <w:startOverride w:val="1"/>
@@ -27954,7 +28430,7 @@
       <w:startOverride w:val="1"/>
     </w:lvlOverride>
   </w:num>
-  <w:num w:numId="1038">
+  <w:num w:numId="1044">
     <w:abstractNumId w:val="99411"/>
     <w:lvlOverride w:ilvl="0">
       <w:startOverride w:val="1"/>
@@ -27984,7 +28460,7 @@
       <w:startOverride w:val="1"/>
     </w:lvlOverride>
   </w:num>
-  <w:num w:numId="1039">
+  <w:num w:numId="1045">
     <w:abstractNumId w:val="99411"/>
     <w:lvlOverride w:ilvl="0">
       <w:startOverride w:val="1"/>
@@ -28013,24 +28489,6 @@
     <w:lvlOverride w:ilvl="8">
       <w:startOverride w:val="1"/>
     </w:lvlOverride>
-  </w:num>
-  <w:num w:numId="1040">
-    <w:abstractNumId w:val="991"/>
-  </w:num>
-  <w:num w:numId="1041">
-    <w:abstractNumId w:val="991"/>
-  </w:num>
-  <w:num w:numId="1042">
-    <w:abstractNumId w:val="991"/>
-  </w:num>
-  <w:num w:numId="1043">
-    <w:abstractNumId w:val="991"/>
-  </w:num>
-  <w:num w:numId="1044">
-    <w:abstractNumId w:val="991"/>
-  </w:num>
-  <w:num w:numId="1045">
-    <w:abstractNumId w:val="991"/>
   </w:num>
   <w:num w:numId="1046">
     <w:abstractNumId w:val="991"/>
@@ -28063,6 +28521,24 @@
     <w:abstractNumId w:val="991"/>
   </w:num>
   <w:num w:numId="1056">
+    <w:abstractNumId w:val="991"/>
+  </w:num>
+  <w:num w:numId="1057">
+    <w:abstractNumId w:val="991"/>
+  </w:num>
+  <w:num w:numId="1058">
+    <w:abstractNumId w:val="991"/>
+  </w:num>
+  <w:num w:numId="1059">
+    <w:abstractNumId w:val="991"/>
+  </w:num>
+  <w:num w:numId="1060">
+    <w:abstractNumId w:val="991"/>
+  </w:num>
+  <w:num w:numId="1061">
+    <w:abstractNumId w:val="991"/>
+  </w:num>
+  <w:num w:numId="1062">
     <w:abstractNumId w:val="99411"/>
     <w:lvlOverride w:ilvl="0">
       <w:startOverride w:val="1"/>
@@ -28092,24 +28568,6 @@
       <w:startOverride w:val="1"/>
     </w:lvlOverride>
   </w:num>
-  <w:num w:numId="1057">
-    <w:abstractNumId w:val="991"/>
-  </w:num>
-  <w:num w:numId="1058">
-    <w:abstractNumId w:val="991"/>
-  </w:num>
-  <w:num w:numId="1059">
-    <w:abstractNumId w:val="991"/>
-  </w:num>
-  <w:num w:numId="1060">
-    <w:abstractNumId w:val="991"/>
-  </w:num>
-  <w:num w:numId="1061">
-    <w:abstractNumId w:val="991"/>
-  </w:num>
-  <w:num w:numId="1062">
-    <w:abstractNumId w:val="991"/>
-  </w:num>
   <w:num w:numId="1063">
     <w:abstractNumId w:val="991"/>
   </w:num>
@@ -28129,6 +28587,24 @@
     <w:abstractNumId w:val="991"/>
   </w:num>
   <w:num w:numId="1069">
+    <w:abstractNumId w:val="991"/>
+  </w:num>
+  <w:num w:numId="1070">
+    <w:abstractNumId w:val="991"/>
+  </w:num>
+  <w:num w:numId="1071">
+    <w:abstractNumId w:val="991"/>
+  </w:num>
+  <w:num w:numId="1072">
+    <w:abstractNumId w:val="991"/>
+  </w:num>
+  <w:num w:numId="1073">
+    <w:abstractNumId w:val="991"/>
+  </w:num>
+  <w:num w:numId="1074">
+    <w:abstractNumId w:val="991"/>
+  </w:num>
+  <w:num w:numId="1075">
     <w:abstractNumId w:val="99411"/>
     <w:lvlOverride w:ilvl="0">
       <w:startOverride w:val="1"/>
@@ -28158,26 +28634,8 @@
       <w:startOverride w:val="1"/>
     </w:lvlOverride>
   </w:num>
-  <w:num w:numId="1070">
+  <w:num w:numId="1076">
     <w:abstractNumId w:val="991"/>
-  </w:num>
-  <w:num w:numId="1071">
-    <w:abstractNumId w:val="992"/>
-  </w:num>
-  <w:num w:numId="1072">
-    <w:abstractNumId w:val="992"/>
-  </w:num>
-  <w:num w:numId="1073">
-    <w:abstractNumId w:val="992"/>
-  </w:num>
-  <w:num w:numId="1074">
-    <w:abstractNumId w:val="992"/>
-  </w:num>
-  <w:num w:numId="1075">
-    <w:abstractNumId w:val="992"/>
-  </w:num>
-  <w:num w:numId="1076">
-    <w:abstractNumId w:val="992"/>
   </w:num>
   <w:num w:numId="1077">
     <w:abstractNumId w:val="992"/>
@@ -28198,6 +28656,24 @@
     <w:abstractNumId w:val="992"/>
   </w:num>
   <w:num w:numId="1083">
+    <w:abstractNumId w:val="992"/>
+  </w:num>
+  <w:num w:numId="1084">
+    <w:abstractNumId w:val="992"/>
+  </w:num>
+  <w:num w:numId="1085">
+    <w:abstractNumId w:val="992"/>
+  </w:num>
+  <w:num w:numId="1086">
+    <w:abstractNumId w:val="992"/>
+  </w:num>
+  <w:num w:numId="1087">
+    <w:abstractNumId w:val="992"/>
+  </w:num>
+  <w:num w:numId="1088">
+    <w:abstractNumId w:val="992"/>
+  </w:num>
+  <w:num w:numId="1089">
     <w:abstractNumId w:val="99411"/>
     <w:lvlOverride w:ilvl="0">
       <w:startOverride w:val="1"/>
@@ -28227,16 +28703,16 @@
       <w:startOverride w:val="1"/>
     </w:lvlOverride>
   </w:num>
-  <w:num w:numId="1084">
+  <w:num w:numId="1090">
     <w:abstractNumId w:val="991"/>
   </w:num>
-  <w:num w:numId="1085">
+  <w:num w:numId="1091">
     <w:abstractNumId w:val="991"/>
   </w:num>
-  <w:num w:numId="1086">
+  <w:num w:numId="1092">
     <w:abstractNumId w:val="991"/>
   </w:num>
-  <w:num w:numId="1087">
+  <w:num w:numId="1093">
     <w:abstractNumId w:val="99411"/>
     <w:lvlOverride w:ilvl="0">
       <w:startOverride w:val="1"/>
@@ -28266,13 +28742,13 @@
       <w:startOverride w:val="1"/>
     </w:lvlOverride>
   </w:num>
-  <w:num w:numId="1088">
+  <w:num w:numId="1094">
     <w:abstractNumId w:val="991"/>
   </w:num>
-  <w:num w:numId="1089">
+  <w:num w:numId="1095">
     <w:abstractNumId w:val="991"/>
   </w:num>
-  <w:num w:numId="1090">
+  <w:num w:numId="1096">
     <w:abstractNumId w:val="991"/>
   </w:num>
 </w:numbering>
@@ -28555,18 +29031,17 @@
     <w:link w:val="17"/>
     <w:uiPriority w:val="9"/>
     <w:qFormat/>
-    <w:rsid w:val="00256050"/>
+    <w:rsid w:val="00EB2253"/>
     <w:pPr>
       <w:keepNext/>
       <w:keepLines/>
       <w:pBdr>
-        <w:left w:color="C2D69B" w:space="0" w:sz="48" w:themeColor="accent3" w:themeTint="99" w:val="single"/>
-        <w:bottom w:color="4F81BD" w:space="0" w:sz="4" w:themeColor="accent1" w:val="dashSmallGap"/>
+        <w:left w:color="C9F296" w:space="0" w:sz="48" w:themeColor="accent3" w:themeTint="99" w:val="single"/>
+        <w:bottom w:color="4E67C8" w:space="0" w:sz="4" w:themeColor="accent1" w:val="dashSmallGap"/>
       </w:pBdr>
       <w:shd w:color="auto" w:fill="F2F2F2" w:themeFill="background1" w:themeFillShade="F2" w:val="clear"/>
       <w:snapToGrid w:val="0"/>
-      <w:spacing w:after="100" w:afterLines="100" w:before="480"/>
-      <w:ind w:firstLine="50" w:firstLineChars="50"/>
+      <w:spacing w:after="240" w:afterLines="100" w:before="480"/>
       <w:textAlignment w:val="bottom"/>
       <w:outlineLvl w:val="0"/>
     </w:pPr>
@@ -28585,24 +29060,25 @@
     <w:uiPriority w:val="9"/>
     <w:unhideWhenUsed/>
     <w:qFormat/>
-    <w:rsid w:val="00256050"/>
+    <w:rsid w:val="00EB2253"/>
     <w:pPr>
       <w:keepNext/>
       <w:keepLines/>
       <w:pBdr>
         <w:top w:color="595959" w:space="1" w:sz="6" w:themeColor="text1" w:themeTint="A6" w:val="single"/>
-        <w:left w:color="C2D69B" w:space="4" w:sz="48" w:themeColor="accent3" w:themeTint="99" w:val="single"/>
+        <w:left w:color="C9F296" w:space="4" w:sz="48" w:themeColor="accent3" w:themeTint="99" w:val="single"/>
         <w:bottom w:color="595959" w:space="1" w:sz="6" w:themeColor="text1" w:themeTint="A6" w:val="single"/>
         <w:right w:color="595959" w:space="4" w:sz="6" w:themeColor="text1" w:themeTint="A6" w:val="single"/>
       </w:pBdr>
       <w:snapToGrid w:val="0"/>
-      <w:spacing w:after="50" w:afterLines="50" w:before="240"/>
+      <w:spacing w:after="120" w:afterLines="50" w:before="240"/>
       <w:outlineLvl w:val="1"/>
     </w:pPr>
     <w:rPr>
       <w:rFonts w:ascii="Source Han Code JP M" w:cs="Source Han Code JP M" w:eastAsia="Source Han Code JP M" w:hAnsi="Source Han Code JP M"/>
       <w:sz w:val="40"/>
       <w:szCs w:val="40"/>
+      <w:lang w:eastAsia="ja"/>
     </w:rPr>
   </w:style>
   <w:style w:styleId="3" w:type="paragraph">
@@ -28613,15 +29089,15 @@
     <w:uiPriority w:val="9"/>
     <w:unhideWhenUsed/>
     <w:qFormat/>
-    <w:rsid w:val="00256050"/>
+    <w:rsid w:val="00FC046E"/>
     <w:pPr>
       <w:keepNext/>
       <w:keepLines/>
       <w:numPr>
         <w:numId w:val="3"/>
       </w:numPr>
-      <w:shd w:color="auto" w:fill="D6E3BC" w:themeFill="accent3" w:themeFillTint="66" w:val="clear"/>
-      <w:spacing w:after="50" w:afterLines="50" w:before="200"/>
+      <w:shd w:color="auto" w:fill="DBF6B9" w:themeFill="accent3" w:themeFillTint="66" w:val="clear"/>
+      <w:spacing w:after="120" w:afterLines="50" w:before="200"/>
       <w:outlineLvl w:val="2"/>
     </w:pPr>
     <w:rPr>
@@ -28651,7 +29127,7 @@
     </w:pPr>
     <w:rPr>
       <w:rFonts w:ascii="Source Han Code JP M" w:cs="Source Han Code JP M" w:eastAsia="Source Han Code JP M" w:hAnsi="Source Han Code JP M"/>
-      <w:color w:themeColor="text2" w:val="1F497D"/>
+      <w:color w:themeColor="text2" w:val="212745"/>
       <w:sz w:val="28"/>
       <w:szCs w:val="28"/>
     </w:rPr>
@@ -28692,7 +29168,7 @@
     </w:pPr>
     <w:rPr>
       <w:rFonts w:asciiTheme="majorHAnsi" w:cstheme="majorBidi" w:eastAsia="源ノ角ゴシック Code JP M" w:hAnsiTheme="majorHAnsi"/>
-      <w:color w:themeColor="accent1" w:val="4F81BD"/>
+      <w:color w:themeColor="accent1" w:val="4E67C8"/>
     </w:rPr>
   </w:style>
   <w:style w:styleId="70" w:type="paragraph">
@@ -28711,7 +29187,7 @@
     </w:pPr>
     <w:rPr>
       <w:rFonts w:asciiTheme="majorHAnsi" w:cstheme="majorBidi" w:eastAsia="源ノ角ゴシック Code JP M" w:hAnsiTheme="majorHAnsi"/>
-      <w:color w:themeColor="accent1" w:val="4F81BD"/>
+      <w:color w:themeColor="accent1" w:val="4E67C8"/>
     </w:rPr>
   </w:style>
   <w:style w:styleId="80" w:type="paragraph">
@@ -28730,7 +29206,7 @@
     </w:pPr>
     <w:rPr>
       <w:rFonts w:asciiTheme="majorHAnsi" w:cstheme="majorBidi" w:eastAsia="源ノ角ゴシック Code JP M" w:hAnsiTheme="majorHAnsi"/>
-      <w:color w:themeColor="accent1" w:val="4F81BD"/>
+      <w:color w:themeColor="accent1" w:val="4E67C8"/>
     </w:rPr>
   </w:style>
   <w:style w:styleId="90" w:type="paragraph">
@@ -28749,7 +29225,7 @@
     </w:pPr>
     <w:rPr>
       <w:rFonts w:asciiTheme="majorHAnsi" w:cstheme="majorBidi" w:eastAsia="源ノ角ゴシック Code JP M" w:hAnsiTheme="majorHAnsi"/>
-      <w:color w:themeColor="accent1" w:val="4F81BD"/>
+      <w:color w:themeColor="accent1" w:val="4E67C8"/>
     </w:rPr>
   </w:style>
   <w:style w:default="1" w:styleId="a3" w:type="character">
@@ -28828,7 +29304,7 @@
       <w:rFonts w:asciiTheme="majorHAnsi" w:cstheme="majorBidi" w:eastAsia="源ノ角ゴシック Code JP H" w:hAnsiTheme="majorHAnsi"/>
       <w:b/>
       <w:bCs/>
-      <w:color w:themeColor="accent1" w:themeShade="B5" w:val="345A8A"/>
+      <w:color w:themeColor="accent1" w:themeShade="B5" w:val="2E4396"/>
       <w:sz w:val="36"/>
       <w:szCs w:val="36"/>
     </w:rPr>
@@ -28906,12 +29382,12 @@
     <w:rsid w:val="00256050"/>
     <w:pPr>
       <w:pBdr>
-        <w:top w:color="EAF1DD" w:space="1" w:sz="48" w:themeColor="accent3" w:themeTint="33" w:val="single"/>
-        <w:left w:color="EAF1DD" w:space="4" w:sz="48" w:themeColor="accent3" w:themeTint="33" w:val="single"/>
-        <w:bottom w:color="EAF1DD" w:space="1" w:sz="48" w:themeColor="accent3" w:themeTint="33" w:val="single"/>
-        <w:right w:color="EAF1DD" w:space="4" w:sz="48" w:themeColor="accent3" w:themeTint="33" w:val="single"/>
+        <w:top w:color="EDFADC" w:space="1" w:sz="48" w:themeColor="accent3" w:themeTint="33" w:val="single"/>
+        <w:left w:color="EDFADC" w:space="4" w:sz="48" w:themeColor="accent3" w:themeTint="33" w:val="single"/>
+        <w:bottom w:color="EDFADC" w:space="1" w:sz="48" w:themeColor="accent3" w:themeTint="33" w:val="single"/>
+        <w:right w:color="EDFADC" w:space="4" w:sz="48" w:themeColor="accent3" w:themeTint="33" w:val="single"/>
       </w:pBdr>
-      <w:shd w:color="auto" w:fill="EAF1DD" w:themeFill="accent3" w:themeFillTint="33" w:val="clear"/>
+      <w:shd w:color="auto" w:fill="EDFADC" w:themeFill="accent3" w:themeFillTint="33" w:val="clear"/>
       <w:spacing w:after="100" w:before="100"/>
       <w:ind w:left="480" w:right="480"/>
     </w:pPr>
@@ -29031,7 +29507,7 @@
       <w:bCs/>
       <w:i w:val="0"/>
       <w:iCs w:val="0"/>
-      <w:color w:themeColor="accent5" w:val="4BACC6"/>
+      <w:color w:themeColor="accent5" w:val="FF8021"/>
       <w:sz w:val="28"/>
       <w:szCs w:val="16"/>
       <w:vertAlign w:val="superscript"/>
@@ -29041,7 +29517,7 @@
     <w:name w:val="Hyperlink"/>
     <w:basedOn w:val="ad"/>
     <w:rPr>
-      <w:color w:themeColor="accent1" w:val="4F81BD"/>
+      <w:color w:themeColor="accent1" w:val="4E67C8"/>
     </w:rPr>
   </w:style>
   <w:style w:styleId="af0" w:type="paragraph">
@@ -29059,7 +29535,7 @@
       <w:rFonts w:eastAsiaTheme="majorEastAsia"/>
       <w:b/>
       <w:bCs w:val="0"/>
-      <w:color w:themeColor="accent1" w:themeShade="BF" w:val="365F91"/>
+      <w:color w:themeColor="accent1" w:themeShade="BF" w:val="31479E"/>
     </w:rPr>
   </w:style>
   <w:style w:styleId="af1" w:type="paragraph">
@@ -29128,13 +29604,13 @@
     <w:basedOn w:val="a3"/>
     <w:link w:val="3"/>
     <w:uiPriority w:val="9"/>
-    <w:rsid w:val="00256050"/>
+    <w:rsid w:val="00FC046E"/>
     <w:rPr>
       <w:rFonts w:ascii="Source Han Code JP M" w:cs="Source Han Code JP M" w:eastAsia="Source Han Code JP R" w:hAnsi="Source Han Code JP M"/>
       <w:color w:themeColor="text1" w:themeTint="D9" w:val="262626"/>
       <w:sz w:val="32"/>
       <w:szCs w:val="28"/>
-      <w:shd w:color="auto" w:fill="D6E3BC" w:themeFill="accent3" w:themeFillTint="66" w:val="clear"/>
+      <w:shd w:color="auto" w:fill="DBF6B9" w:themeFill="accent3" w:themeFillTint="66" w:val="clear"/>
     </w:rPr>
   </w:style>
   <w:style w:customStyle="1" w:styleId="17" w:type="character">
@@ -29142,7 +29618,7 @@
     <w:basedOn w:val="a3"/>
     <w:link w:val="16"/>
     <w:uiPriority w:val="9"/>
-    <w:rsid w:val="00256050"/>
+    <w:rsid w:val="00EB2253"/>
     <w:rPr>
       <w:rFonts w:ascii="Source Han Code JP R" w:cstheme="majorBidi" w:eastAsia="Source Han Code JP R" w:hAnsi="Source Han Code JP R"/>
       <w:bCs/>
@@ -29164,10 +29640,10 @@
       <w:tblStyleRowBandSize w:val="1"/>
       <w:tblStyleColBandSize w:val="1"/>
       <w:tblBorders>
-        <w:top w:color="4BACC6" w:space="0" w:sz="4" w:themeColor="accent5" w:val="single"/>
-        <w:left w:color="4BACC6" w:space="0" w:sz="4" w:themeColor="accent5" w:val="single"/>
-        <w:bottom w:color="4BACC6" w:space="0" w:sz="4" w:themeColor="accent5" w:val="single"/>
-        <w:right w:color="4BACC6" w:space="0" w:sz="4" w:themeColor="accent5" w:val="single"/>
+        <w:top w:color="FF8021" w:space="0" w:sz="4" w:themeColor="accent5" w:val="single"/>
+        <w:left w:color="FF8021" w:space="0" w:sz="4" w:themeColor="accent5" w:val="single"/>
+        <w:bottom w:color="FF8021" w:space="0" w:sz="4" w:themeColor="accent5" w:val="single"/>
+        <w:right w:color="FF8021" w:space="0" w:sz="4" w:themeColor="accent5" w:val="single"/>
       </w:tblBorders>
     </w:tblPr>
     <w:tblStylePr w:type="firstRow">
@@ -29178,7 +29654,7 @@
       </w:rPr>
       <w:tblPr/>
       <w:tcPr>
-        <w:shd w:color="auto" w:fill="4BACC6" w:themeFill="accent5" w:val="clear"/>
+        <w:shd w:color="auto" w:fill="FF8021" w:themeFill="accent5" w:val="clear"/>
       </w:tcPr>
     </w:tblStylePr>
     <w:tblStylePr w:type="lastRow">
@@ -29189,7 +29665,7 @@
       <w:tblPr/>
       <w:tcPr>
         <w:tcBorders>
-          <w:top w:color="4BACC6" w:space="0" w:sz="4" w:themeColor="accent5" w:val="double"/>
+          <w:top w:color="FF8021" w:space="0" w:sz="4" w:themeColor="accent5" w:val="double"/>
         </w:tcBorders>
         <w:shd w:color="auto" w:fill="FFFFFF" w:themeFill="background1" w:val="clear"/>
       </w:tcPr>
@@ -29224,8 +29700,8 @@
       <w:tblPr/>
       <w:tcPr>
         <w:tcBorders>
-          <w:left w:color="4BACC6" w:space="0" w:sz="4" w:themeColor="accent5" w:val="single"/>
-          <w:right w:color="4BACC6" w:space="0" w:sz="4" w:themeColor="accent5" w:val="single"/>
+          <w:left w:color="FF8021" w:space="0" w:sz="4" w:themeColor="accent5" w:val="single"/>
+          <w:right w:color="FF8021" w:space="0" w:sz="4" w:themeColor="accent5" w:val="single"/>
         </w:tcBorders>
       </w:tcPr>
     </w:tblStylePr>
@@ -29233,8 +29709,8 @@
       <w:tblPr/>
       <w:tcPr>
         <w:tcBorders>
-          <w:top w:color="4BACC6" w:space="0" w:sz="4" w:themeColor="accent5" w:val="single"/>
-          <w:bottom w:color="4BACC6" w:space="0" w:sz="4" w:themeColor="accent5" w:val="single"/>
+          <w:top w:color="FF8021" w:space="0" w:sz="4" w:themeColor="accent5" w:val="single"/>
+          <w:bottom w:color="FF8021" w:space="0" w:sz="4" w:themeColor="accent5" w:val="single"/>
           <w:insideH w:val="nil"/>
         </w:tcBorders>
       </w:tcPr>
@@ -29261,7 +29737,7 @@
       <w:tblPr/>
       <w:tcPr>
         <w:tcBorders>
-          <w:top w:color="4BACC6" w:space="0" w:sz="4" w:themeColor="accent5" w:val="double"/>
+          <w:top w:color="FF8021" w:space="0" w:sz="4" w:themeColor="accent5" w:val="double"/>
           <w:left w:val="nil"/>
         </w:tcBorders>
       </w:tcPr>
@@ -29270,7 +29746,7 @@
       <w:tblPr/>
       <w:tcPr>
         <w:tcBorders>
-          <w:top w:color="4BACC6" w:space="0" w:sz="4" w:themeColor="accent5" w:val="double"/>
+          <w:top w:color="FF8021" w:space="0" w:sz="4" w:themeColor="accent5" w:val="double"/>
           <w:right w:val="nil"/>
         </w:tcBorders>
       </w:tcPr>
@@ -29391,7 +29867,7 @@
     <w:basedOn w:val="a3"/>
     <w:rsid w:val="00BD595A"/>
     <w:rPr>
-      <w:color w:themeColor="followedHyperlink" w:val="800080"/>
+      <w:color w:themeColor="followedHyperlink" w:val="59A8D1"/>
       <w:u w:val="single"/>
     </w:rPr>
   </w:style>
@@ -29407,12 +29883,12 @@
       <w:tblStyleRowBandSize w:val="1"/>
       <w:tblStyleColBandSize w:val="1"/>
       <w:tblBorders>
-        <w:top w:color="92CDDC" w:space="0" w:sz="4" w:themeColor="accent5" w:themeTint="99" w:val="single"/>
-        <w:left w:color="92CDDC" w:space="0" w:sz="4" w:themeColor="accent5" w:themeTint="99" w:val="single"/>
-        <w:bottom w:color="92CDDC" w:space="0" w:sz="4" w:themeColor="accent5" w:themeTint="99" w:val="single"/>
-        <w:right w:color="92CDDC" w:space="0" w:sz="4" w:themeColor="accent5" w:themeTint="99" w:val="single"/>
-        <w:insideH w:color="92CDDC" w:space="0" w:sz="4" w:themeColor="accent5" w:themeTint="99" w:val="single"/>
-        <w:insideV w:color="92CDDC" w:space="0" w:sz="4" w:themeColor="accent5" w:themeTint="99" w:val="single"/>
+        <w:top w:color="FFB279" w:space="0" w:sz="4" w:themeColor="accent5" w:themeTint="99" w:val="single"/>
+        <w:left w:color="FFB279" w:space="0" w:sz="4" w:themeColor="accent5" w:themeTint="99" w:val="single"/>
+        <w:bottom w:color="FFB279" w:space="0" w:sz="4" w:themeColor="accent5" w:themeTint="99" w:val="single"/>
+        <w:right w:color="FFB279" w:space="0" w:sz="4" w:themeColor="accent5" w:themeTint="99" w:val="single"/>
+        <w:insideH w:color="FFB279" w:space="0" w:sz="4" w:themeColor="accent5" w:themeTint="99" w:val="single"/>
+        <w:insideV w:color="FFB279" w:space="0" w:sz="4" w:themeColor="accent5" w:themeTint="99" w:val="single"/>
       </w:tblBorders>
     </w:tblPr>
     <w:tblStylePr w:type="firstRow">
@@ -29424,14 +29900,14 @@
       <w:tblPr/>
       <w:tcPr>
         <w:tcBorders>
-          <w:top w:color="4BACC6" w:space="0" w:sz="4" w:themeColor="accent5" w:val="single"/>
-          <w:left w:color="4BACC6" w:space="0" w:sz="4" w:themeColor="accent5" w:val="single"/>
-          <w:bottom w:color="4BACC6" w:space="0" w:sz="4" w:themeColor="accent5" w:val="single"/>
-          <w:right w:color="4BACC6" w:space="0" w:sz="4" w:themeColor="accent5" w:val="single"/>
+          <w:top w:color="FF8021" w:space="0" w:sz="4" w:themeColor="accent5" w:val="single"/>
+          <w:left w:color="FF8021" w:space="0" w:sz="4" w:themeColor="accent5" w:val="single"/>
+          <w:bottom w:color="FF8021" w:space="0" w:sz="4" w:themeColor="accent5" w:val="single"/>
+          <w:right w:color="FF8021" w:space="0" w:sz="4" w:themeColor="accent5" w:val="single"/>
           <w:insideH w:val="nil"/>
           <w:insideV w:val="nil"/>
         </w:tcBorders>
-        <w:shd w:color="auto" w:fill="4BACC6" w:themeFill="accent5" w:val="clear"/>
+        <w:shd w:color="auto" w:fill="FF8021" w:themeFill="accent5" w:val="clear"/>
       </w:tcPr>
     </w:tblStylePr>
     <w:tblStylePr w:type="lastRow">
@@ -29442,7 +29918,7 @@
       <w:tblPr/>
       <w:tcPr>
         <w:tcBorders>
-          <w:top w:color="4BACC6" w:space="0" w:sz="4" w:themeColor="accent5" w:val="double"/>
+          <w:top w:color="FF8021" w:space="0" w:sz="4" w:themeColor="accent5" w:val="double"/>
         </w:tcBorders>
       </w:tcPr>
     </w:tblStylePr>
@@ -29461,13 +29937,13 @@
     <w:tblStylePr w:type="band1Vert">
       <w:tblPr/>
       <w:tcPr>
-        <w:shd w:color="auto" w:fill="DAEEF3" w:themeFill="accent5" w:themeFillTint="33" w:val="clear"/>
+        <w:shd w:color="auto" w:fill="FFE5D2" w:themeFill="accent5" w:themeFillTint="33" w:val="clear"/>
       </w:tcPr>
     </w:tblStylePr>
     <w:tblStylePr w:type="band1Horz">
       <w:tblPr/>
       <w:tcPr>
-        <w:shd w:color="auto" w:fill="DAEEF3" w:themeFill="accent5" w:themeFillTint="33" w:val="clear"/>
+        <w:shd w:color="auto" w:fill="FFE5D2" w:themeFill="accent5" w:themeFillTint="33" w:val="clear"/>
       </w:tcPr>
     </w:tblStylePr>
   </w:style>
@@ -29506,7 +29982,7 @@
         <w:tcBorders>
           <w:bottom w:val="nil"/>
         </w:tcBorders>
-        <w:shd w:color="auto" w:fill="4BACC6" w:themeFill="accent5" w:val="clear"/>
+        <w:shd w:color="auto" w:fill="FF8021" w:themeFill="accent5" w:val="clear"/>
       </w:tcPr>
     </w:tblStylePr>
     <w:tblStylePr w:type="band1Horz">
@@ -30001,7 +30477,7 @@
 <file path=word/theme/theme1.xml><?xml version="1.0" encoding="utf-8"?>
 <a:theme xmlns:a="http://schemas.openxmlformats.org/drawingml/2006/main" name="Office Theme">
   <a:themeElements>
-    <a:clrScheme name="Office">
+    <a:clrScheme name="スリップストリーム">
       <a:dk1>
         <a:sysClr val="windowText" lastClr="000000"/>
       </a:dk1>
@@ -30009,34 +30485,34 @@
         <a:sysClr val="window" lastClr="FFFFFF"/>
       </a:lt1>
       <a:dk2>
-        <a:srgbClr val="1F497D"/>
+        <a:srgbClr val="212745"/>
       </a:dk2>
       <a:lt2>
-        <a:srgbClr val="EEECE1"/>
+        <a:srgbClr val="B4DCFA"/>
       </a:lt2>
       <a:accent1>
-        <a:srgbClr val="4F81BD"/>
+        <a:srgbClr val="4E67C8"/>
       </a:accent1>
       <a:accent2>
-        <a:srgbClr val="C0504D"/>
+        <a:srgbClr val="5ECCF3"/>
       </a:accent2>
       <a:accent3>
-        <a:srgbClr val="9BBB59"/>
+        <a:srgbClr val="A7EA52"/>
       </a:accent3>
       <a:accent4>
-        <a:srgbClr val="8064A2"/>
+        <a:srgbClr val="5DCEAF"/>
       </a:accent4>
       <a:accent5>
-        <a:srgbClr val="4BACC6"/>
+        <a:srgbClr val="FF8021"/>
       </a:accent5>
       <a:accent6>
-        <a:srgbClr val="F79646"/>
+        <a:srgbClr val="F14124"/>
       </a:accent6>
       <a:hlink>
-        <a:srgbClr val="0000FF"/>
+        <a:srgbClr val="56C7AA"/>
       </a:hlink>
       <a:folHlink>
-        <a:srgbClr val="800080"/>
+        <a:srgbClr val="59A8D1"/>
       </a:folHlink>
     </a:clrScheme>
     <a:fontScheme name="Office">
